--- a/sorular/GK_Karma_Test_2_50soru.docx
+++ b/sorular/GK_Karma_Test_2_50soru.docx
@@ -395,7 +395,7 @@
                 <w:sz w:val="20"/>
                 <w:szCs w:val="20"/>
               </w:rPr>
-              <w:t xml:space="preserve">Çıkmış bilgi alanı 28 · sorulmamış hüküm 22</w:t>
+              <w:t xml:space="preserve">Çıkmış bilgi alanı 27 · sorulmamış hüküm 23</w:t>
             </w:r>
           </w:p>
         </w:tc>
@@ -1746,7 +1746,7 @@
         <w:t xml:space="preserve">15- </w:t>
       </w:r>
       <w:r>
-        <w:t xml:space="preserve">Gümrük Yönetmeliğine göre menşe şahadetnamesinin, ürünün teşhis edilmesini sağlamak üzere taşıması zorunlu olan bilgiler arasında aşağıdakilerden hangisi yer almaz?</w:t>
+        <w:t xml:space="preserve">Gümrük Yönetmeliğine göre aşağıdakilerden hangisi, ticaret politikası önlemlerine tabi eşyanın serbest dolaşıma girişinde menşe şahadetnamesi aranmayan eşya arasında yer almaz?</w:t>
       </w:r>
     </w:p>
     <w:p>
@@ -1759,7 +1759,7 @@
         <w:t xml:space="preserve">A) </w:t>
       </w:r>
       <w:r>
-        <w:t xml:space="preserve">Kapların marka, numara ve sayıları</w:t>
+        <w:t xml:space="preserve">Aynı gönderici tarafından Türkiye'deki bir alıcı adına gönderilen, ticari mahiyette olmayan ve kap ve kolilerinin toplam CIF kıymeti 430 Avro'yu geçmeyen eşya</w:t>
       </w:r>
     </w:p>
     <w:p>
@@ -1772,7 +1772,7 @@
         <w:t xml:space="preserve">B) </w:t>
       </w:r>
       <w:r>
-        <w:t xml:space="preserve">Eşyanın cinsi, nev'i, daralı ve net ağırlıkları veya diğer ölçüleri</w:t>
+        <w:t xml:space="preserve">Türkiye'nin tek taraflı olarak tanıdığı tercihli tarife uygulamasından faydalanmak amacıyla tercihli menşeini tevsik eden belgeler ibraz edilen eşya</w:t>
       </w:r>
     </w:p>
     <w:p>
@@ -1785,6 +1785,1695 @@
         <w:t xml:space="preserve">C) </w:t>
       </w:r>
       <w:r>
+        <w:t xml:space="preserve">Aynı gönderici tarafından Türkiye'deki bir alıcı adına gönderilen, ticari mahiyette olmayan ve kolilerinin her birinin CIF kıymeti 430 Avro'nun altında kalmakla birlikte toplam CIF kıymeti 430 Avro'yu aşan eşya</w:t>
+      </w:r>
+    </w:p>
+    <w:p>
+      <w:pPr>
+        <w:keepNext/>
+        <w:spacing w:after="40"/>
+        <w:ind w:left="360" w:hanging="360"/>
+      </w:pPr>
+      <w:r>
+        <w:t xml:space="preserve">D) </w:t>
+      </w:r>
+      <w:r>
+        <w:t xml:space="preserve">1/95 sayılı Ortaklık Konseyi Kararının ticaret politikası önlemlerine ilişkin hükümleri saklı kalmak üzere, AB'ye üye ülkelerden A.TR Dolaşım Belgesi eşliğinde gelen eşya</w:t>
+      </w:r>
+    </w:p>
+    <w:p>
+      <w:pPr>
+        <w:keepNext w:val="false"/>
+        <w:spacing w:after="40"/>
+        <w:ind w:left="360" w:hanging="360"/>
+      </w:pPr>
+      <w:r>
+        <w:t xml:space="preserve">E) </w:t>
+      </w:r>
+      <w:r>
+        <w:t xml:space="preserve">Serbest ticaret anlaşması çerçevesindeki tercihli tarife uygulamasının ortadan kalktığı tarihten önce gümrük gözetimi altında bulunan ve tercihli menşeini tevsik eden belgeler ibraz edilen serbest dolaşımda olmayan eşya</w:t>
+      </w:r>
+    </w:p>
+    <w:p>
+      <w:pPr>
+        <w:keepNext/>
+        <w:spacing w:after="80" w:before="200"/>
+      </w:pPr>
+      <w:r>
+        <w:rPr>
+          <w:b/>
+          <w:bCs/>
+        </w:rPr>
+        <w:t xml:space="preserve">16- </w:t>
+      </w:r>
+      <w:r>
+        <w:t xml:space="preserve">Gümrük Yönetmeliğine göre gümrük idaresine ibraz olunan menşe şahadetnamesinde yer alan bilgilerin gerçeğe aykırı olduğu yönünde şüphe veya ihbar bulunması üzerine yapılan inceleme sonucunda şahadetnamenin sıhhati konusunda bir aykırılık tespit edilmesi hâlinde aşağıdakilerden hangisi uygulanır?</w:t>
+      </w:r>
+    </w:p>
+    <w:p>
+      <w:pPr>
+        <w:keepNext/>
+        <w:spacing w:after="40"/>
+        <w:ind w:left="360" w:hanging="360"/>
+      </w:pPr>
+      <w:r>
+        <w:t xml:space="preserve">A) </w:t>
+      </w:r>
+      <w:r>
+        <w:t xml:space="preserve">Şahadetname, sonradan kontrol talebiyle Müsteşarlığa gönderilir.</w:t>
+      </w:r>
+    </w:p>
+    <w:p>
+      <w:pPr>
+        <w:keepNext/>
+        <w:spacing w:after="40"/>
+        <w:ind w:left="360" w:hanging="360"/>
+      </w:pPr>
+      <w:r>
+        <w:t xml:space="preserve">B) </w:t>
+      </w:r>
+      <w:r>
+        <w:t xml:space="preserve">Tahsil edilmesi gereken vergiler teminata bağlanarak eşya araştırma sonucu beklenmeden teslim edilir.</w:t>
+      </w:r>
+    </w:p>
+    <w:p>
+      <w:pPr>
+        <w:keepNext/>
+        <w:spacing w:after="40"/>
+        <w:ind w:left="360" w:hanging="360"/>
+      </w:pPr>
+      <w:r>
+        <w:t xml:space="preserve">C) </w:t>
+      </w:r>
+      <w:r>
+        <w:t xml:space="preserve">Şahadetname, gümrük idare amirinin onayı ile işleme konulur.</w:t>
+      </w:r>
+    </w:p>
+    <w:p>
+      <w:pPr>
+        <w:keepNext/>
+        <w:spacing w:after="40"/>
+        <w:ind w:left="360" w:hanging="360"/>
+      </w:pPr>
+      <w:r>
+        <w:t xml:space="preserve">D) </w:t>
+      </w:r>
+      <w:r>
+        <w:t xml:space="preserve">Duruma göre 5607 sayılı Kaçakçılıkla Mücadele Kanunu hükümleri uygulanır.</w:t>
+      </w:r>
+    </w:p>
+    <w:p>
+      <w:pPr>
+        <w:keepNext w:val="false"/>
+        <w:spacing w:after="40"/>
+        <w:ind w:left="360" w:hanging="360"/>
+      </w:pPr>
+      <w:r>
+        <w:t xml:space="preserve">E) </w:t>
+      </w:r>
+      <w:r>
+        <w:t xml:space="preserve">Usulüne uygun bir menşe şahadetnamesi ibrazı için yükümlüye altı aylık süre verilir.</w:t>
+      </w:r>
+    </w:p>
+    <w:p>
+      <w:pPr>
+        <w:keepNext/>
+        <w:spacing w:after="80" w:before="200"/>
+      </w:pPr>
+      <w:r>
+        <w:rPr>
+          <w:b/>
+          <w:bCs/>
+        </w:rPr>
+        <w:t xml:space="preserve">17- </w:t>
+      </w:r>
+      <w:r>
+        <w:t xml:space="preserve">4458 sayılı Gümrük Kanununa göre üretimi birden fazla ülkede gerçekleştirilen eşyanın menşeine ilişkin aşağıdaki ifadelerden hangisi doğrudur?</w:t>
+      </w:r>
+    </w:p>
+    <w:p>
+      <w:pPr>
+        <w:keepNext/>
+        <w:spacing w:after="40"/>
+        <w:ind w:left="360" w:hanging="360"/>
+      </w:pPr>
+      <w:r>
+        <w:t xml:space="preserve">A) </w:t>
+      </w:r>
+      <w:r>
+        <w:t xml:space="preserve">Eşya, üretim sürecinin başladığı ve ekonomik yönden gerekli görülen ilk esaslı işçilik ve eylemin bu amaçla donatılmış işletmelerde yapıldığı ülke menşeli sayılır.</w:t>
+      </w:r>
+    </w:p>
+    <w:p>
+      <w:pPr>
+        <w:keepNext/>
+        <w:spacing w:after="40"/>
+        <w:ind w:left="360" w:hanging="360"/>
+      </w:pPr>
+      <w:r>
+        <w:t xml:space="preserve">B) </w:t>
+      </w:r>
+      <w:r>
+        <w:t xml:space="preserve">Esas amacının Türkiye tarafından belirli ülkelerin eşyasına uygulanan hükümleri aşmak olduğu tespit edilen bir işçilik veya işlemle üretilmiş eşya, bu işlemin yapıldığı ülke menşeli sayılır.</w:t>
+      </w:r>
+    </w:p>
+    <w:p>
+      <w:pPr>
+        <w:keepNext/>
+        <w:spacing w:after="40"/>
+        <w:ind w:left="360" w:hanging="360"/>
+      </w:pPr>
+      <w:r>
+        <w:t xml:space="preserve">C) </w:t>
+      </w:r>
+      <w:r>
+        <w:t xml:space="preserve">Eşya, üretimin gerçekleştirildiği ülkeler arasından, üretiminde kullanılan girdilerin kıymetçe en büyük kısmının menşeini taşıdığı ülke menşeli sayılır.</w:t>
+      </w:r>
+    </w:p>
+    <w:p>
+      <w:pPr>
+        <w:keepNext/>
+        <w:spacing w:after="40"/>
+        <w:ind w:left="360" w:hanging="360"/>
+      </w:pPr>
+      <w:r>
+        <w:t xml:space="preserve">D) </w:t>
+      </w:r>
+      <w:r>
+        <w:t xml:space="preserve">Eşyanın bir ülke menşeli sayılabilmesi için o ülkede yeni bir ürün imal edilmesi yeterli olmayıp imalatın bütün aşamalarının o ülkede bu amaçla donatılmış işletmelerde gerçekleştirilmesi gerekir.</w:t>
+      </w:r>
+    </w:p>
+    <w:p>
+      <w:pPr>
+        <w:keepNext w:val="false"/>
+        <w:spacing w:after="40"/>
+        <w:ind w:left="360" w:hanging="360"/>
+      </w:pPr>
+      <w:r>
+        <w:t xml:space="preserve">E) </w:t>
+      </w:r>
+      <w:r>
+        <w:t xml:space="preserve">Eşya, yeni bir ürünün imali veya imalatın önemli bir aşamasıyla sonuçlanan en son esaslı işçilik ve eylemin bu amaçla donatılmış işletmelerde yapıldığı ülke menşeli sayılır.</w:t>
+      </w:r>
+    </w:p>
+    <w:p>
+      <w:pPr>
+        <w:keepNext/>
+        <w:spacing w:after="80" w:before="200"/>
+      </w:pPr>
+      <w:r>
+        <w:rPr>
+          <w:b/>
+          <w:bCs/>
+        </w:rPr>
+        <w:t xml:space="preserve">18- </w:t>
+      </w:r>
+      <w:r>
+        <w:t xml:space="preserve">2009/15481 sayılı "4458 sayılı Gümrük Kanununun Bazı Maddelerinin Uygulanması Hakkında Karar"a göre fazla çalışma süresi, görevli personel başına normal günlerde ----- ; hafta tatili, ulusal ve dini bayramlar ile genel tatil günlerinde ----- saati geçemez.</w:t>
+      </w:r>
+    </w:p>
+    <w:p>
+      <w:pPr>
+        <w:keepNext/>
+        <w:spacing w:after="40"/>
+        <w:ind w:left="360"/>
+      </w:pPr>
+      <w:r>
+        <w:t xml:space="preserve">Yukarıdaki cümlede boş bırakılan yerlere sırasıyla aşağıdakilerden hangisi gelmelidir?</w:t>
+      </w:r>
+    </w:p>
+    <w:p>
+      <w:pPr>
+        <w:keepNext/>
+        <w:spacing w:after="40"/>
+        <w:ind w:left="360" w:hanging="360"/>
+      </w:pPr>
+      <w:r>
+        <w:t xml:space="preserve">A) </w:t>
+      </w:r>
+      <w:r>
+        <w:t xml:space="preserve">5 / 10</w:t>
+      </w:r>
+    </w:p>
+    <w:p>
+      <w:pPr>
+        <w:keepNext/>
+        <w:spacing w:after="40"/>
+        <w:ind w:left="360" w:hanging="360"/>
+      </w:pPr>
+      <w:r>
+        <w:t xml:space="preserve">B) </w:t>
+      </w:r>
+      <w:r>
+        <w:t xml:space="preserve">7 / 12</w:t>
+      </w:r>
+    </w:p>
+    <w:p>
+      <w:pPr>
+        <w:keepNext/>
+        <w:spacing w:after="40"/>
+        <w:ind w:left="360" w:hanging="360"/>
+      </w:pPr>
+      <w:r>
+        <w:t xml:space="preserve">C) </w:t>
+      </w:r>
+      <w:r>
+        <w:t xml:space="preserve">7 / 14</w:t>
+      </w:r>
+    </w:p>
+    <w:p>
+      <w:pPr>
+        <w:keepNext/>
+        <w:spacing w:after="40"/>
+        <w:ind w:left="360" w:hanging="360"/>
+      </w:pPr>
+      <w:r>
+        <w:t xml:space="preserve">D) </w:t>
+      </w:r>
+      <w:r>
+        <w:t xml:space="preserve">8 / 14</w:t>
+      </w:r>
+    </w:p>
+    <w:p>
+      <w:pPr>
+        <w:keepNext w:val="false"/>
+        <w:spacing w:after="40"/>
+        <w:ind w:left="360" w:hanging="360"/>
+      </w:pPr>
+      <w:r>
+        <w:t xml:space="preserve">E) </w:t>
+      </w:r>
+      <w:r>
+        <w:t xml:space="preserve">8 / 16</w:t>
+      </w:r>
+    </w:p>
+    <w:p>
+      <w:pPr>
+        <w:keepNext/>
+        <w:spacing w:after="80" w:before="200"/>
+      </w:pPr>
+      <w:r>
+        <w:rPr>
+          <w:b/>
+          <w:bCs/>
+        </w:rPr>
+        <w:t xml:space="preserve">19- </w:t>
+      </w:r>
+      <w:r>
+        <w:t xml:space="preserve">Gümrük Yönetmeliğine göre gümrüğe sunulan ve gümrük beyanında bulunulmadan önce kaza sonucu hasara uğrayarak bir arada bulunduğu eşya veya çevreye zarar verir hale gelen ya da tehlike arz eden eşyanın re'sen imhası, gümrük idare amiri veya görevlendireceği amir veya memur başkanlığında en az kaç kişiden oluşan bir komisyon tarafından karara bağlanır?</w:t>
+      </w:r>
+    </w:p>
+    <w:p>
+      <w:pPr>
+        <w:keepNext/>
+        <w:spacing w:after="40"/>
+        <w:ind w:left="360" w:hanging="360"/>
+      </w:pPr>
+      <w:r>
+        <w:t xml:space="preserve">A) </w:t>
+      </w:r>
+      <w:r>
+        <w:t xml:space="preserve">2</w:t>
+      </w:r>
+    </w:p>
+    <w:p>
+      <w:pPr>
+        <w:keepNext/>
+        <w:spacing w:after="40"/>
+        <w:ind w:left="360" w:hanging="360"/>
+      </w:pPr>
+      <w:r>
+        <w:t xml:space="preserve">B) </w:t>
+      </w:r>
+      <w:r>
+        <w:t xml:space="preserve">3</w:t>
+      </w:r>
+    </w:p>
+    <w:p>
+      <w:pPr>
+        <w:keepNext/>
+        <w:spacing w:after="40"/>
+        <w:ind w:left="360" w:hanging="360"/>
+      </w:pPr>
+      <w:r>
+        <w:t xml:space="preserve">C) </w:t>
+      </w:r>
+      <w:r>
+        <w:t xml:space="preserve">4</w:t>
+      </w:r>
+    </w:p>
+    <w:p>
+      <w:pPr>
+        <w:keepNext/>
+        <w:spacing w:after="40"/>
+        <w:ind w:left="360" w:hanging="360"/>
+      </w:pPr>
+      <w:r>
+        <w:t xml:space="preserve">D) </w:t>
+      </w:r>
+      <w:r>
+        <w:t xml:space="preserve">5</w:t>
+      </w:r>
+    </w:p>
+    <w:p>
+      <w:pPr>
+        <w:keepNext w:val="false"/>
+        <w:spacing w:after="40"/>
+        <w:ind w:left="360" w:hanging="360"/>
+      </w:pPr>
+      <w:r>
+        <w:t xml:space="preserve">E) </w:t>
+      </w:r>
+      <w:r>
+        <w:t xml:space="preserve">6</w:t>
+      </w:r>
+    </w:p>
+    <w:p>
+      <w:pPr>
+        <w:keepNext/>
+        <w:spacing w:after="80" w:before="200"/>
+      </w:pPr>
+      <w:r>
+        <w:rPr>
+          <w:b/>
+          <w:bCs/>
+        </w:rPr>
+        <w:t xml:space="preserve">20- </w:t>
+      </w:r>
+      <w:r>
+        <w:t xml:space="preserve">Gümrük Yönetmeliğine göre aşağıdakilerden hangisi muayeneye tabi tutulmayan eşya arasında sayılmamıştır?</w:t>
+      </w:r>
+    </w:p>
+    <w:p>
+      <w:pPr>
+        <w:keepNext/>
+        <w:spacing w:after="40"/>
+        <w:ind w:left="360" w:hanging="360"/>
+      </w:pPr>
+      <w:r>
+        <w:t xml:space="preserve">A) </w:t>
+      </w:r>
+      <w:r>
+        <w:t xml:space="preserve">Türkiye Büyük Millet Meclisi Başkanının zat ve ikametgâhı için gelen eşya</w:t>
+      </w:r>
+    </w:p>
+    <w:p>
+      <w:pPr>
+        <w:keepNext/>
+        <w:spacing w:after="40"/>
+        <w:ind w:left="360" w:hanging="360"/>
+      </w:pPr>
+      <w:r>
+        <w:t xml:space="preserve">B) </w:t>
+      </w:r>
+      <w:r>
+        <w:t xml:space="preserve">Cumhurbaşkanının zat ve ikametgâhı için gelen eşya</w:t>
+      </w:r>
+    </w:p>
+    <w:p>
+      <w:pPr>
+        <w:keepNext/>
+        <w:spacing w:after="40"/>
+        <w:ind w:left="360" w:hanging="360"/>
+      </w:pPr>
+      <w:r>
+        <w:t xml:space="preserve">C) </w:t>
+      </w:r>
+      <w:r>
+        <w:t xml:space="preserve">Yabancı devlet başkanları ve aileleri efradı ile refakatlerinde memur olanların getirdikleri eşya ve taşıtları</w:t>
+      </w:r>
+    </w:p>
+    <w:p>
+      <w:pPr>
+        <w:keepNext/>
+        <w:spacing w:after="40"/>
+        <w:ind w:left="360" w:hanging="360"/>
+      </w:pPr>
+      <w:r>
+        <w:t xml:space="preserve">D) </w:t>
+      </w:r>
+      <w:r>
+        <w:t xml:space="preserve">Türkiye'deki yabancı diplomatik temsilciliklerin resmî bir görevin yapılması ile ilgili olarak getirecekleri belgeler, taşıtlar ve resmî binalar için inşaat malzemesi</w:t>
+      </w:r>
+    </w:p>
+    <w:p>
+      <w:pPr>
+        <w:keepNext w:val="false"/>
+        <w:spacing w:after="40"/>
+        <w:ind w:left="360" w:hanging="360"/>
+      </w:pPr>
+      <w:r>
+        <w:t xml:space="preserve">E) </w:t>
+      </w:r>
+      <w:r>
+        <w:t xml:space="preserve">İçinde gizli evrak bulunan mühürlü kurye çantaları</w:t>
+      </w:r>
+    </w:p>
+    <w:p>
+      <w:pPr>
+        <w:keepNext/>
+        <w:spacing w:after="80" w:before="200"/>
+      </w:pPr>
+      <w:r>
+        <w:rPr>
+          <w:b/>
+          <w:bCs/>
+        </w:rPr>
+        <w:t xml:space="preserve">21- </w:t>
+      </w:r>
+      <w:r>
+        <w:t xml:space="preserve">Türkiye Gümrük Bölgesine getirilmeksizin serbest dolaşıma giriş işlemlerine ilişkin aşağıdaki hususlar verilmiştir:</w:t>
+      </w:r>
+    </w:p>
+    <w:p>
+      <w:pPr>
+        <w:keepNext/>
+        <w:spacing w:after="40"/>
+        <w:ind w:left="360"/>
+      </w:pPr>
+      <w:r>
+        <w:t xml:space="preserve">I. Hava taşıtı için Sivil Havacılık Genel Müdürlüğü tarafından tanzim edilmiş Teknik Uygunluk Belgesinin olması</w:t>
+      </w:r>
+    </w:p>
+    <w:p>
+      <w:pPr>
+        <w:keepNext/>
+        <w:spacing w:after="40"/>
+        <w:ind w:left="360"/>
+      </w:pPr>
+      <w:r>
+        <w:t xml:space="preserve">II. Hava taşıtının Türkiye Gümrük Bölgesine getirilmeksizin serbest dolaşıma giriş işlemlerine tabi tutulması hususunun Ulaştırma Bakanlığınca da uygun bulunması</w:t>
+      </w:r>
+    </w:p>
+    <w:p>
+      <w:pPr>
+        <w:keepNext/>
+        <w:spacing w:after="40"/>
+        <w:ind w:left="360"/>
+      </w:pPr>
+      <w:r>
+        <w:t xml:space="preserve">III. Yurt dışı temsilciliklerimizden Bayrak Şahadetnamesinin alınması</w:t>
+      </w:r>
+    </w:p>
+    <w:p>
+      <w:pPr>
+        <w:keepNext/>
+        <w:spacing w:after="40"/>
+        <w:ind w:left="360"/>
+      </w:pPr>
+      <w:r>
+        <w:t xml:space="preserve">IV. Teknik Uygunluk Belgesinin düzenlendiği tarihten itibaren otuz gün içinde gümrük işlemlerinin sonuçlandırılması</w:t>
+      </w:r>
+    </w:p>
+    <w:p>
+      <w:pPr>
+        <w:keepNext/>
+        <w:spacing w:after="40"/>
+        <w:ind w:left="360"/>
+      </w:pPr>
+      <w:r>
+        <w:t xml:space="preserve">2009/15481 sayılı "4458 sayılı Gümrük Kanununun Bazı Maddelerinin Uygulanması Hakkında Karar"a göre hava taşıtlarının Türkiye Gümrük Bölgesine getirilmeksizin serbest dolaşıma giriş işlemlerinde yukarıdakilerden hangilerinin bir arada bulunması gerekir?</w:t>
+      </w:r>
+    </w:p>
+    <w:p>
+      <w:pPr>
+        <w:keepNext/>
+        <w:spacing w:after="40"/>
+        <w:ind w:left="360" w:hanging="360"/>
+      </w:pPr>
+      <w:r>
+        <w:t xml:space="preserve">A) </w:t>
+      </w:r>
+      <w:r>
+        <w:t xml:space="preserve">I ve II</w:t>
+      </w:r>
+    </w:p>
+    <w:p>
+      <w:pPr>
+        <w:keepNext/>
+        <w:spacing w:after="40"/>
+        <w:ind w:left="360" w:hanging="360"/>
+      </w:pPr>
+      <w:r>
+        <w:t xml:space="preserve">B) </w:t>
+      </w:r>
+      <w:r>
+        <w:t xml:space="preserve">II ve III</w:t>
+      </w:r>
+    </w:p>
+    <w:p>
+      <w:pPr>
+        <w:keepNext/>
+        <w:spacing w:after="40"/>
+        <w:ind w:left="360" w:hanging="360"/>
+      </w:pPr>
+      <w:r>
+        <w:t xml:space="preserve">C) </w:t>
+      </w:r>
+      <w:r>
+        <w:t xml:space="preserve">I, II ve III</w:t>
+      </w:r>
+    </w:p>
+    <w:p>
+      <w:pPr>
+        <w:keepNext/>
+        <w:spacing w:after="40"/>
+        <w:ind w:left="360" w:hanging="360"/>
+      </w:pPr>
+      <w:r>
+        <w:t xml:space="preserve">D) </w:t>
+      </w:r>
+      <w:r>
+        <w:t xml:space="preserve">I, II ve IV</w:t>
+      </w:r>
+    </w:p>
+    <w:p>
+      <w:pPr>
+        <w:keepNext w:val="false"/>
+        <w:spacing w:after="40"/>
+        <w:ind w:left="360" w:hanging="360"/>
+      </w:pPr>
+      <w:r>
+        <w:t xml:space="preserve">E) </w:t>
+      </w:r>
+      <w:r>
+        <w:t xml:space="preserve">II, III ve IV</w:t>
+      </w:r>
+    </w:p>
+    <w:p>
+      <w:pPr>
+        <w:keepNext/>
+        <w:spacing w:after="80" w:before="200"/>
+      </w:pPr>
+      <w:r>
+        <w:rPr>
+          <w:b/>
+          <w:bCs/>
+        </w:rPr>
+        <w:t xml:space="preserve">22- </w:t>
+      </w:r>
+      <w:r>
+        <w:t xml:space="preserve">Gümrük Yönetmeliğine göre nihai kullanımı nedeniyle indirimli veya sıfır vergi oranına tabi eşyadan mükerrer olarak kullanılabilir olanlar, öngörülen kullanıma ilk tahsis tarihinden itibaren ne kadar süre geçmiş olması halinde nihai kullanıma tahsis edilmiş sayılır?</w:t>
+      </w:r>
+    </w:p>
+    <w:p>
+      <w:pPr>
+        <w:keepNext/>
+        <w:spacing w:after="40"/>
+        <w:ind w:left="360" w:hanging="360"/>
+      </w:pPr>
+      <w:r>
+        <w:t xml:space="preserve">A) </w:t>
+      </w:r>
+      <w:r>
+        <w:t xml:space="preserve">6 ay</w:t>
+      </w:r>
+    </w:p>
+    <w:p>
+      <w:pPr>
+        <w:keepNext/>
+        <w:spacing w:after="40"/>
+        <w:ind w:left="360" w:hanging="360"/>
+      </w:pPr>
+      <w:r>
+        <w:t xml:space="preserve">B) </w:t>
+      </w:r>
+      <w:r>
+        <w:t xml:space="preserve">1 yıl</w:t>
+      </w:r>
+    </w:p>
+    <w:p>
+      <w:pPr>
+        <w:keepNext/>
+        <w:spacing w:after="40"/>
+        <w:ind w:left="360" w:hanging="360"/>
+      </w:pPr>
+      <w:r>
+        <w:t xml:space="preserve">C) </w:t>
+      </w:r>
+      <w:r>
+        <w:t xml:space="preserve">2 yıl</w:t>
+      </w:r>
+    </w:p>
+    <w:p>
+      <w:pPr>
+        <w:keepNext/>
+        <w:spacing w:after="40"/>
+        <w:ind w:left="360" w:hanging="360"/>
+      </w:pPr>
+      <w:r>
+        <w:t xml:space="preserve">D) </w:t>
+      </w:r>
+      <w:r>
+        <w:t xml:space="preserve">3 yıl</w:t>
+      </w:r>
+    </w:p>
+    <w:p>
+      <w:pPr>
+        <w:keepNext w:val="false"/>
+        <w:spacing w:after="40"/>
+        <w:ind w:left="360" w:hanging="360"/>
+      </w:pPr>
+      <w:r>
+        <w:t xml:space="preserve">E) </w:t>
+      </w:r>
+      <w:r>
+        <w:t xml:space="preserve">5 yıl</w:t>
+      </w:r>
+    </w:p>
+    <w:p>
+      <w:pPr>
+        <w:keepNext/>
+        <w:spacing w:after="80" w:before="200"/>
+      </w:pPr>
+      <w:r>
+        <w:rPr>
+          <w:b/>
+          <w:bCs/>
+        </w:rPr>
+        <w:t xml:space="preserve">23- </w:t>
+      </w:r>
+      <w:r>
+        <w:t xml:space="preserve">Gümrük Yönetmeliğine göre transit rejiminde basitleştirme izinlerinin verilebilmesi için başvuru sahibinde aranan genel şartlar arasında aşağıdakilerden hangisi yer almaz?</w:t>
+      </w:r>
+    </w:p>
+    <w:p>
+      <w:pPr>
+        <w:keepNext/>
+        <w:spacing w:after="40"/>
+        <w:ind w:left="360" w:hanging="360"/>
+      </w:pPr>
+      <w:r>
+        <w:t xml:space="preserve">A) </w:t>
+      </w:r>
+      <w:r>
+        <w:t xml:space="preserve">Son bir yıl içinde işlem gören beyanname sayısının %2'sini aşan sayıda vergi kaybına neden olan gümrük mevzuatı ihlali nedeniyle ceza uygulanmamış olması</w:t>
+      </w:r>
+    </w:p>
+    <w:p>
+      <w:pPr>
+        <w:keepNext/>
+        <w:spacing w:after="40"/>
+        <w:ind w:left="360" w:hanging="360"/>
+      </w:pPr>
+      <w:r>
+        <w:t xml:space="preserve">B) </w:t>
+      </w:r>
+      <w:r>
+        <w:t xml:space="preserve">Son bir yıl içinde işlem gören beyanname sayısının %5'ini aşan sayıda gümrük mevzuatı ihlali nedeniyle usulsüzlük cezası uygulanmamış olması</w:t>
+      </w:r>
+    </w:p>
+    <w:p>
+      <w:pPr>
+        <w:keepNext/>
+        <w:spacing w:after="40"/>
+        <w:ind w:left="360" w:hanging="360"/>
+      </w:pPr>
+      <w:r>
+        <w:t xml:space="preserve">C) </w:t>
+      </w:r>
+      <w:r>
+        <w:t xml:space="preserve">Gümrük ve vergi mevzuatları uyarınca ödenmemiş herhangi bir vergi, ceza ve gecikme faizi bulunmaması</w:t>
+      </w:r>
+    </w:p>
+    <w:p>
+      <w:pPr>
+        <w:keepNext/>
+        <w:spacing w:after="40"/>
+        <w:ind w:left="360" w:hanging="360"/>
+      </w:pPr>
+      <w:r>
+        <w:t xml:space="preserve">D) </w:t>
+      </w:r>
+      <w:r>
+        <w:t xml:space="preserve">Son bir yıl içinde en az 500 transit beyannamesi kapsamı eşyayı transit etmesi veya ilgili basitleştirilmiş usul kapsamındaki yükümlülüklerini yerine getirebileceğini belgelemesi</w:t>
+      </w:r>
+    </w:p>
+    <w:p>
+      <w:pPr>
+        <w:keepNext w:val="false"/>
+        <w:spacing w:after="40"/>
+        <w:ind w:left="360" w:hanging="360"/>
+      </w:pPr>
+      <w:r>
+        <w:t xml:space="preserve">E) </w:t>
+      </w:r>
+      <w:r>
+        <w:t xml:space="preserve">Türkiye Gümrük Bölgesinde en az iki yıldır yerleşik olması ve başkası adına ve namına hareket etmemesi</w:t>
+      </w:r>
+    </w:p>
+    <w:p>
+      <w:pPr>
+        <w:keepNext/>
+        <w:spacing w:after="80" w:before="200"/>
+      </w:pPr>
+      <w:r>
+        <w:rPr>
+          <w:b/>
+          <w:bCs/>
+        </w:rPr>
+        <w:t xml:space="preserve">24- </w:t>
+      </w:r>
+      <w:r>
+        <w:t xml:space="preserve">Gümrük Yönetmeliğine göre transit rejiminde; transit rejimi beyanında bulunan veya hesabına transit rejimi beyanında bulunulan ve transit rejimi kapsamında gümrük idaresine karşı mali olarak sorumlu olan kişiyi ifade eden kavram aşağıdakilerden hangisidir?</w:t>
+      </w:r>
+    </w:p>
+    <w:p>
+      <w:pPr>
+        <w:keepNext/>
+        <w:spacing w:after="40"/>
+        <w:ind w:left="360" w:hanging="360"/>
+      </w:pPr>
+      <w:r>
+        <w:t xml:space="preserve">A) </w:t>
+      </w:r>
+      <w:r>
+        <w:t xml:space="preserve">Kefil</w:t>
+      </w:r>
+    </w:p>
+    <w:p>
+      <w:pPr>
+        <w:keepNext/>
+        <w:spacing w:after="40"/>
+        <w:ind w:left="360" w:hanging="360"/>
+      </w:pPr>
+      <w:r>
+        <w:t xml:space="preserve">B) </w:t>
+      </w:r>
+      <w:r>
+        <w:t xml:space="preserve">Taşıyıcı</w:t>
+      </w:r>
+    </w:p>
+    <w:p>
+      <w:pPr>
+        <w:keepNext/>
+        <w:spacing w:after="40"/>
+        <w:ind w:left="360" w:hanging="360"/>
+      </w:pPr>
+      <w:r>
+        <w:t xml:space="preserve">C) </w:t>
+      </w:r>
+      <w:r>
+        <w:t xml:space="preserve">Alıcı</w:t>
+      </w:r>
+    </w:p>
+    <w:p>
+      <w:pPr>
+        <w:keepNext/>
+        <w:spacing w:after="40"/>
+        <w:ind w:left="360" w:hanging="360"/>
+      </w:pPr>
+      <w:r>
+        <w:t xml:space="preserve">D) </w:t>
+      </w:r>
+      <w:r>
+        <w:t xml:space="preserve">Rejim hak sahibi</w:t>
+      </w:r>
+    </w:p>
+    <w:p>
+      <w:pPr>
+        <w:keepNext w:val="false"/>
+        <w:spacing w:after="40"/>
+        <w:ind w:left="360" w:hanging="360"/>
+      </w:pPr>
+      <w:r>
+        <w:t xml:space="preserve">E) </w:t>
+      </w:r>
+      <w:r>
+        <w:t xml:space="preserve">Gönderici</w:t>
+      </w:r>
+    </w:p>
+    <w:p>
+      <w:pPr>
+        <w:keepNext/>
+        <w:spacing w:after="80" w:before="200"/>
+      </w:pPr>
+      <w:r>
+        <w:rPr>
+          <w:b/>
+          <w:bCs/>
+        </w:rPr>
+        <w:t xml:space="preserve">25- </w:t>
+      </w:r>
+      <w:r>
+        <w:t xml:space="preserve">I. A tipi antrepo</w:t>
+      </w:r>
+    </w:p>
+    <w:p>
+      <w:pPr>
+        <w:keepNext/>
+        <w:spacing w:after="40"/>
+        <w:ind w:left="360"/>
+      </w:pPr>
+      <w:r>
+        <w:t xml:space="preserve">II. B tipi antrepo</w:t>
+      </w:r>
+    </w:p>
+    <w:p>
+      <w:pPr>
+        <w:keepNext/>
+        <w:spacing w:after="40"/>
+        <w:ind w:left="360"/>
+      </w:pPr>
+      <w:r>
+        <w:t xml:space="preserve">III. D tipi antrepo</w:t>
+      </w:r>
+    </w:p>
+    <w:p>
+      <w:pPr>
+        <w:keepNext/>
+        <w:spacing w:after="40"/>
+        <w:ind w:left="360"/>
+      </w:pPr>
+      <w:r>
+        <w:t xml:space="preserve">IV. F tipi antrepo</w:t>
+      </w:r>
+    </w:p>
+    <w:p>
+      <w:pPr>
+        <w:keepNext/>
+        <w:spacing w:after="40"/>
+        <w:ind w:left="360"/>
+      </w:pPr>
+      <w:r>
+        <w:t xml:space="preserve">Gümrük Yönetmeliğine göre basitleştirilmiş usul izni bulunması halinde, gümrük idaresince kabul edilen ticari veya idari belge ile beyan yukarıdaki antrepo tiplerinden hangilerinde uygulanabilir?</w:t>
+      </w:r>
+    </w:p>
+    <w:p>
+      <w:pPr>
+        <w:keepNext/>
+        <w:spacing w:after="40"/>
+        <w:ind w:left="360" w:hanging="360"/>
+      </w:pPr>
+      <w:r>
+        <w:t xml:space="preserve">A) </w:t>
+      </w:r>
+      <w:r>
+        <w:t xml:space="preserve">I ve II</w:t>
+      </w:r>
+    </w:p>
+    <w:p>
+      <w:pPr>
+        <w:keepNext/>
+        <w:spacing w:after="40"/>
+        <w:ind w:left="360" w:hanging="360"/>
+      </w:pPr>
+      <w:r>
+        <w:t xml:space="preserve">B) </w:t>
+      </w:r>
+      <w:r>
+        <w:t xml:space="preserve">I ve III</w:t>
+      </w:r>
+    </w:p>
+    <w:p>
+      <w:pPr>
+        <w:keepNext/>
+        <w:spacing w:after="40"/>
+        <w:ind w:left="360" w:hanging="360"/>
+      </w:pPr>
+      <w:r>
+        <w:t xml:space="preserve">C) </w:t>
+      </w:r>
+      <w:r>
+        <w:t xml:space="preserve">II ve IV</w:t>
+      </w:r>
+    </w:p>
+    <w:p>
+      <w:pPr>
+        <w:keepNext/>
+        <w:spacing w:after="40"/>
+        <w:ind w:left="360" w:hanging="360"/>
+      </w:pPr>
+      <w:r>
+        <w:t xml:space="preserve">D) </w:t>
+      </w:r>
+      <w:r>
+        <w:t xml:space="preserve">III ve IV</w:t>
+      </w:r>
+    </w:p>
+    <w:p>
+      <w:pPr>
+        <w:keepNext w:val="false"/>
+        <w:spacing w:after="40"/>
+        <w:ind w:left="360" w:hanging="360"/>
+      </w:pPr>
+      <w:r>
+        <w:t xml:space="preserve">E) </w:t>
+      </w:r>
+      <w:r>
+        <w:t xml:space="preserve">I, II ve III</w:t>
+      </w:r>
+    </w:p>
+    <w:p>
+      <w:pPr>
+        <w:keepNext/>
+        <w:spacing w:after="80" w:before="200"/>
+      </w:pPr>
+      <w:r>
+        <w:rPr>
+          <w:b/>
+          <w:bCs/>
+        </w:rPr>
+        <w:t xml:space="preserve">26- </w:t>
+      </w:r>
+      <w:r>
+        <w:t xml:space="preserve">Gümrük Yönetmeliğine göre aşağıdakilerden hangisi gümrük ve ticaret bölge müdürlüklerinin izni ile gümrük antrepolarına konulabilecek eşya arasında yer almaz?</w:t>
+      </w:r>
+    </w:p>
+    <w:p>
+      <w:pPr>
+        <w:keepNext/>
+        <w:spacing w:after="40"/>
+        <w:ind w:left="360" w:hanging="360"/>
+      </w:pPr>
+      <w:r>
+        <w:t xml:space="preserve">A) </w:t>
+      </w:r>
+      <w:r>
+        <w:t xml:space="preserve">Parlayıcı, patlayıcı, yanıcı ve yanmayı artırıcı eşya</w:t>
+      </w:r>
+    </w:p>
+    <w:p>
+      <w:pPr>
+        <w:keepNext/>
+        <w:spacing w:after="40"/>
+        <w:ind w:left="360" w:hanging="360"/>
+      </w:pPr>
+      <w:r>
+        <w:t xml:space="preserve">B) </w:t>
+      </w:r>
+      <w:r>
+        <w:t xml:space="preserve">Türkiye'ye girmesi veya Türkiye'den transit geçirilmesi yasak olan yabancı ülke eşyası</w:t>
+      </w:r>
+    </w:p>
+    <w:p>
+      <w:pPr>
+        <w:keepNext/>
+        <w:spacing w:after="40"/>
+        <w:ind w:left="360" w:hanging="360"/>
+      </w:pPr>
+      <w:r>
+        <w:t xml:space="preserve">C) </w:t>
+      </w:r>
+      <w:r>
+        <w:t xml:space="preserve">Üzerlerinde veya ambalajlarında üretildiği ülkeden başka bir ülke ürünü olduğu izlenimini veren isim ve simgeler taşıyan eşya</w:t>
+      </w:r>
+    </w:p>
+    <w:p>
+      <w:pPr>
+        <w:keepNext/>
+        <w:spacing w:after="40"/>
+        <w:ind w:left="360" w:hanging="360"/>
+      </w:pPr>
+      <w:r>
+        <w:t xml:space="preserve">D) </w:t>
+      </w:r>
+      <w:r>
+        <w:t xml:space="preserve">Marka, coğrafi işaret veya endüstriyel tasarım haklarıyla ilgili olarak hak sahibinin yetkilerine tecavüz eder mahiyetteki eşya</w:t>
+      </w:r>
+    </w:p>
+    <w:p>
+      <w:pPr>
+        <w:keepNext w:val="false"/>
+        <w:spacing w:after="40"/>
+        <w:ind w:left="360" w:hanging="360"/>
+      </w:pPr>
+      <w:r>
+        <w:t xml:space="preserve">E) </w:t>
+      </w:r>
+      <w:r>
+        <w:t xml:space="preserve">Geçici depolama yerlerinde gümrüğe terk edilen eşya</w:t>
+      </w:r>
+    </w:p>
+    <w:p>
+      <w:pPr>
+        <w:keepNext/>
+        <w:spacing w:after="80" w:before="200"/>
+      </w:pPr>
+      <w:r>
+        <w:rPr>
+          <w:b/>
+          <w:bCs/>
+        </w:rPr>
+        <w:t xml:space="preserve">27- </w:t>
+      </w:r>
+      <w:r>
+        <w:t xml:space="preserve">Dahilde İşleme Rejimi Tebliği (İhracat: 2006/12)'ne göre şartlı muafiyet sistemi kapsamında telafi edici vergiye ilişkin aşağıdaki ifadelerden hangisi doğrudur?</w:t>
+      </w:r>
+    </w:p>
+    <w:p>
+      <w:pPr>
+        <w:keepNext/>
+        <w:spacing w:after="40"/>
+        <w:ind w:left="360" w:hanging="360"/>
+      </w:pPr>
+      <w:r>
+        <w:t xml:space="preserve">A) </w:t>
+      </w:r>
+      <w:r>
+        <w:t xml:space="preserve">Elde edilmesinde üçüncü ülke menşeli eşya kullanılan ve Avrupa Topluluğuna üye ülkelere ihraç edilen harp araç, gereç ve teçhizatı için de telafi edici vergi aranır.</w:t>
+      </w:r>
+    </w:p>
+    <w:p>
+      <w:pPr>
+        <w:keepNext/>
+        <w:spacing w:after="40"/>
+        <w:ind w:left="360" w:hanging="360"/>
+      </w:pPr>
+      <w:r>
+        <w:t xml:space="preserve">B) </w:t>
+      </w:r>
+      <w:r>
+        <w:t xml:space="preserve">İşlem görmüş ürünün elde edilmesinde kullanılan vergiye konu eşyanın tespitinde gümrük idaresince düzenlenen ekspertiz raporu esas alınır.</w:t>
+      </w:r>
+    </w:p>
+    <w:p>
+      <w:pPr>
+        <w:keepNext/>
+        <w:spacing w:after="40"/>
+        <w:ind w:left="360" w:hanging="360"/>
+      </w:pPr>
+      <w:r>
+        <w:t xml:space="preserve">C) </w:t>
+      </w:r>
+      <w:r>
+        <w:t xml:space="preserve">Belge kapsamında önceden ihracat işleminden sonra ithalat yapılması durumunda telafi edici vergi, önceden ihracata tekabül eden ithalatın yapılması esnasında ödenir.</w:t>
+      </w:r>
+    </w:p>
+    <w:p>
+      <w:pPr>
+        <w:keepNext/>
+        <w:spacing w:after="40"/>
+        <w:ind w:left="360" w:hanging="360"/>
+      </w:pPr>
+      <w:r>
+        <w:t xml:space="preserve">D) </w:t>
+      </w:r>
+      <w:r>
+        <w:t xml:space="preserve">Tahsil edilen telafi edici vergi, ihracat taahhüdünün kapatılmasını müteakip belge sahibi firmaya iade edilir.</w:t>
+      </w:r>
+    </w:p>
+    <w:p>
+      <w:pPr>
+        <w:keepNext w:val="false"/>
+        <w:spacing w:after="40"/>
+        <w:ind w:left="360" w:hanging="360"/>
+      </w:pPr>
+      <w:r>
+        <w:t xml:space="preserve">E) </w:t>
+      </w:r>
+      <w:r>
+        <w:t xml:space="preserve">Serbest bölgeye ihraç edilen eşyanın belge süresi bitiminden itibaren üç ay içinde A.TR dolaşım belgesi eşliğinde Avrupa Topluluğuna üye ülkelere satışında telafi edici vergi aranmaz.</w:t>
+      </w:r>
+    </w:p>
+    <w:p>
+      <w:pPr>
+        <w:keepNext/>
+        <w:spacing w:after="80" w:before="200"/>
+      </w:pPr>
+      <w:r>
+        <w:rPr>
+          <w:b/>
+          <w:bCs/>
+        </w:rPr>
+        <w:t xml:space="preserve">28- </w:t>
+      </w:r>
+      <w:r>
+        <w:t xml:space="preserve">Dahilde İşleme Rejimi Tebliği (İhracat: 2006/12)'ne göre aşağıdaki işlemlerden hangisine konu eşyanın ithaline, gümrük idaresince verilen dahilde işleme izni kapsamında izin verilir?</w:t>
+      </w:r>
+    </w:p>
+    <w:p>
+      <w:pPr>
+        <w:keepNext/>
+        <w:spacing w:after="40"/>
+        <w:ind w:left="360" w:hanging="360"/>
+      </w:pPr>
+      <w:r>
+        <w:t xml:space="preserve">A) </w:t>
+      </w:r>
+      <w:r>
+        <w:t xml:space="preserve">Tarım ürünlerinin bedelsiz olarak ithal edilerek işleme faaliyetine tabi tutulması</w:t>
+      </w:r>
+    </w:p>
+    <w:p>
+      <w:pPr>
+        <w:keepNext/>
+        <w:spacing w:after="40"/>
+        <w:ind w:left="360" w:hanging="360"/>
+      </w:pPr>
+      <w:r>
+        <w:t xml:space="preserve">B) </w:t>
+      </w:r>
+      <w:r>
+        <w:t xml:space="preserve">Savunma sanayi projeleri kapsamında bedelsiz olarak ithal edilen eşyanın işleme faaliyetine tabi tutulması</w:t>
+      </w:r>
+    </w:p>
+    <w:p>
+      <w:pPr>
+        <w:keepNext/>
+        <w:spacing w:after="40"/>
+        <w:ind w:left="360" w:hanging="360"/>
+      </w:pPr>
+      <w:r>
+        <w:t xml:space="preserve">C) </w:t>
+      </w:r>
+      <w:r>
+        <w:t xml:space="preserve">Küçükbaş ve büyükbaş hayvanların ithalatını müteakip ihraç edilmek üzere besiye alınması</w:t>
+      </w:r>
+    </w:p>
+    <w:p>
+      <w:pPr>
+        <w:keepNext/>
+        <w:spacing w:after="40"/>
+        <w:ind w:left="360" w:hanging="360"/>
+      </w:pPr>
+      <w:r>
+        <w:t xml:space="preserve">D) </w:t>
+      </w:r>
+      <w:r>
+        <w:t xml:space="preserve">Çelik filmaşin ithalatını müteakip, ihraç edilmek üzere çivi ve sıcak çekme siyah tel üretimi</w:t>
+      </w:r>
+    </w:p>
+    <w:p>
+      <w:pPr>
+        <w:keepNext w:val="false"/>
+        <w:spacing w:after="40"/>
+        <w:ind w:left="360" w:hanging="360"/>
+      </w:pPr>
+      <w:r>
+        <w:t xml:space="preserve">E) </w:t>
+      </w:r>
+      <w:r>
+        <w:t xml:space="preserve">Çevre kirliliğine neden olan eşyanın ithalatını müteakip işlenerek ihraç edilmesi</w:t>
+      </w:r>
+    </w:p>
+    <w:p>
+      <w:pPr>
+        <w:keepNext/>
+        <w:spacing w:after="80" w:before="200"/>
+      </w:pPr>
+      <w:r>
+        <w:rPr>
+          <w:b/>
+          <w:bCs/>
+        </w:rPr>
+        <w:t xml:space="preserve">29- </w:t>
+      </w:r>
+      <w:r>
+        <w:t xml:space="preserve">Dahilde İşleme Rejimi Tebliği (İhracat: 2006/12)'ne göre kısmi teminat iadesi kapsamında firmaya geri verilen teminat tutarı, belge/izin kapsamında alınması gereken toplam verginin yüzde kaçını geçemez?</w:t>
+      </w:r>
+    </w:p>
+    <w:p>
+      <w:pPr>
+        <w:keepNext/>
+        <w:spacing w:after="40"/>
+        <w:ind w:left="360" w:hanging="360"/>
+      </w:pPr>
+      <w:r>
+        <w:t xml:space="preserve">A) </w:t>
+      </w:r>
+      <w:r>
+        <w:t xml:space="preserve">%10</w:t>
+      </w:r>
+    </w:p>
+    <w:p>
+      <w:pPr>
+        <w:keepNext/>
+        <w:spacing w:after="40"/>
+        <w:ind w:left="360" w:hanging="360"/>
+      </w:pPr>
+      <w:r>
+        <w:t xml:space="preserve">B) </w:t>
+      </w:r>
+      <w:r>
+        <w:t xml:space="preserve">%25</w:t>
+      </w:r>
+    </w:p>
+    <w:p>
+      <w:pPr>
+        <w:keepNext/>
+        <w:spacing w:after="40"/>
+        <w:ind w:left="360" w:hanging="360"/>
+      </w:pPr>
+      <w:r>
+        <w:t xml:space="preserve">C) </w:t>
+      </w:r>
+      <w:r>
+        <w:t xml:space="preserve">%50</w:t>
+      </w:r>
+    </w:p>
+    <w:p>
+      <w:pPr>
+        <w:keepNext/>
+        <w:spacing w:after="40"/>
+        <w:ind w:left="360" w:hanging="360"/>
+      </w:pPr>
+      <w:r>
+        <w:t xml:space="preserve">D) </w:t>
+      </w:r>
+      <w:r>
+        <w:t xml:space="preserve">%80</w:t>
+      </w:r>
+    </w:p>
+    <w:p>
+      <w:pPr>
+        <w:keepNext w:val="false"/>
+        <w:spacing w:after="40"/>
+        <w:ind w:left="360" w:hanging="360"/>
+      </w:pPr>
+      <w:r>
+        <w:t xml:space="preserve">E) </w:t>
+      </w:r>
+      <w:r>
+        <w:t xml:space="preserve">%90</w:t>
+      </w:r>
+    </w:p>
+    <w:p>
+      <w:pPr>
+        <w:keepNext/>
+        <w:spacing w:after="80" w:before="200"/>
+      </w:pPr>
+      <w:r>
+        <w:rPr>
+          <w:b/>
+          <w:bCs/>
+        </w:rPr>
+        <w:t xml:space="preserve">30- </w:t>
+      </w:r>
+      <w:r>
+        <w:t xml:space="preserve">Gümrük Genel Tebliği (Gümrük Kontrolü Altında İşleme) Seri No: 3'e göre gümrük kontrolü altında işleme rejimine tabi tutulan eşyanın işlenmesi sırasında ortaya çıkan ekonomik değeri haiz ikincil işlem görmüş ürünlerin talep halinde tabi tutulabileceği işlemler arasında aşağıdakilerden hangisi yer almaz?</w:t>
+      </w:r>
+    </w:p>
+    <w:p>
+      <w:pPr>
+        <w:keepNext/>
+        <w:spacing w:after="40"/>
+        <w:ind w:left="360" w:hanging="360"/>
+      </w:pPr>
+      <w:r>
+        <w:t xml:space="preserve">A) </w:t>
+      </w:r>
+      <w:r>
+        <w:t xml:space="preserve">Tasfiyeye tabi tutulma</w:t>
+      </w:r>
+    </w:p>
+    <w:p>
+      <w:pPr>
+        <w:keepNext/>
+        <w:spacing w:after="40"/>
+        <w:ind w:left="360" w:hanging="360"/>
+      </w:pPr>
+      <w:r>
+        <w:t xml:space="preserve">B) </w:t>
+      </w:r>
+      <w:r>
+        <w:t xml:space="preserve">Yeniden ihraç edilme</w:t>
+      </w:r>
+    </w:p>
+    <w:p>
+      <w:pPr>
+        <w:keepNext/>
+        <w:spacing w:after="40"/>
+        <w:ind w:left="360" w:hanging="360"/>
+      </w:pPr>
+      <w:r>
+        <w:t xml:space="preserve">C) </w:t>
+      </w:r>
+      <w:r>
+        <w:t xml:space="preserve">Gümrük antrepo rejimine tabi tutulma</w:t>
+      </w:r>
+    </w:p>
+    <w:p>
+      <w:pPr>
+        <w:keepNext/>
+        <w:spacing w:after="40"/>
+        <w:ind w:left="360" w:hanging="360"/>
+      </w:pPr>
+      <w:r>
+        <w:t xml:space="preserve">D) </w:t>
+      </w:r>
+      <w:r>
+        <w:t xml:space="preserve">Serbest dolaşıma giriş rejimine tabi tutulma</w:t>
+      </w:r>
+    </w:p>
+    <w:p>
+      <w:pPr>
+        <w:keepNext w:val="false"/>
+        <w:spacing w:after="40"/>
+        <w:ind w:left="360" w:hanging="360"/>
+      </w:pPr>
+      <w:r>
+        <w:t xml:space="preserve">E) </w:t>
+      </w:r>
+      <w:r>
+        <w:t xml:space="preserve">Mahrece iade edilme</w:t>
+      </w:r>
+    </w:p>
+    <w:p>
+      <w:pPr>
+        <w:keepNext/>
+        <w:spacing w:after="80" w:before="200"/>
+      </w:pPr>
+      <w:r>
+        <w:rPr>
+          <w:b/>
+          <w:bCs/>
+        </w:rPr>
+        <w:t xml:space="preserve">31- </w:t>
+      </w:r>
+      <w:r>
+        <w:t xml:space="preserve">Tam muafiyet suretiyle geçici ithal edilecek eşyaya ilişkin aşağıdaki durumlar verilmiştir.</w:t>
+      </w:r>
+    </w:p>
+    <w:p>
+      <w:pPr>
+        <w:keepNext/>
+        <w:spacing w:after="40"/>
+        <w:ind w:left="360"/>
+      </w:pPr>
+      <w:r>
+        <w:t xml:space="preserve">I. Sözlü beyana konu olan eşya</w:t>
+      </w:r>
+    </w:p>
+    <w:p>
+      <w:pPr>
+        <w:keepNext/>
+        <w:spacing w:after="40"/>
+        <w:ind w:left="360"/>
+      </w:pPr>
+      <w:r>
+        <w:t xml:space="preserve">II. Yazılı beyana konu olan ve sergi, fuar, toplantı ve benzeri etkinliklerde gösterime ya da kullanıma sunulan eşya</w:t>
+      </w:r>
+    </w:p>
+    <w:p>
+      <w:pPr>
+        <w:keepNext/>
+        <w:spacing w:after="40"/>
+        <w:ind w:left="360"/>
+      </w:pPr>
+      <w:r>
+        <w:t xml:space="preserve">III. Yazılı beyana konu olan ve Türkiye Gümrük Bölgesinde meydana gelen kriz hali nedeniyle bir kamu kuruluşu adına gönderilen yardım malzemeleri</w:t>
+      </w:r>
+    </w:p>
+    <w:p>
+      <w:pPr>
+        <w:keepNext/>
+        <w:spacing w:after="40"/>
+        <w:ind w:left="360"/>
+      </w:pPr>
+      <w:r>
+        <w:t xml:space="preserve">IV. Yazılı beyana konu olan ve hava, deniz veya demiryolu şirketlerine ya da posta idarelerine ait olup uluslararası trafikte kullanılmak üzere üzerleri ayırt edici biçimde işaretlenmiş malzeme</w:t>
+      </w:r>
+    </w:p>
+    <w:p>
+      <w:pPr>
+        <w:keepNext/>
+        <w:spacing w:after="40"/>
+        <w:ind w:left="360"/>
+      </w:pPr>
+      <w:r>
+        <w:t xml:space="preserve">2009/15481 sayılı "4458 sayılı Gümrük Kanununun Bazı Maddelerinin Uygulanması Hakkında Karar"a göre yukarıdakilerden hangileri için teminat aranmaz?</w:t>
+      </w:r>
+    </w:p>
+    <w:p>
+      <w:pPr>
+        <w:keepNext/>
+        <w:spacing w:after="40"/>
+        <w:ind w:left="360" w:hanging="360"/>
+      </w:pPr>
+      <w:r>
+        <w:t xml:space="preserve">A) </w:t>
+      </w:r>
+      <w:r>
+        <w:t xml:space="preserve">I ve III</w:t>
+      </w:r>
+    </w:p>
+    <w:p>
+      <w:pPr>
+        <w:keepNext/>
+        <w:spacing w:after="40"/>
+        <w:ind w:left="360" w:hanging="360"/>
+      </w:pPr>
+      <w:r>
+        <w:t xml:space="preserve">B) </w:t>
+      </w:r>
+      <w:r>
+        <w:t xml:space="preserve">I ve IV</w:t>
+      </w:r>
+    </w:p>
+    <w:p>
+      <w:pPr>
+        <w:keepNext/>
+        <w:spacing w:after="40"/>
+        <w:ind w:left="360" w:hanging="360"/>
+      </w:pPr>
+      <w:r>
+        <w:t xml:space="preserve">C) </w:t>
+      </w:r>
+      <w:r>
+        <w:t xml:space="preserve">II ve III</w:t>
+      </w:r>
+    </w:p>
+    <w:p>
+      <w:pPr>
+        <w:keepNext/>
+        <w:spacing w:after="40"/>
+        <w:ind w:left="360" w:hanging="360"/>
+      </w:pPr>
+      <w:r>
+        <w:t xml:space="preserve">D) </w:t>
+      </w:r>
+      <w:r>
+        <w:t xml:space="preserve">I, III ve IV</w:t>
+      </w:r>
+    </w:p>
+    <w:p>
+      <w:pPr>
+        <w:keepNext w:val="false"/>
+        <w:spacing w:after="40"/>
+        <w:ind w:left="360" w:hanging="360"/>
+      </w:pPr>
+      <w:r>
+        <w:t xml:space="preserve">E) </w:t>
+      </w:r>
+      <w:r>
+        <w:t xml:space="preserve">I, II, III ve IV</w:t>
+      </w:r>
+    </w:p>
+    <w:p>
+      <w:pPr>
+        <w:keepNext/>
+        <w:spacing w:after="80" w:before="200"/>
+      </w:pPr>
+      <w:r>
+        <w:rPr>
+          <w:b/>
+          <w:bCs/>
+        </w:rPr>
+        <w:t xml:space="preserve">32- </w:t>
+      </w:r>
+      <w:r>
+        <w:t xml:space="preserve">4458 sayılı Gümrük Kanununa göre geçici ithalat izni ve kısmi muafiyet uygulamasına ilişkin aşağıdaki ifadelerden hangisi yanlıştır?</w:t>
+      </w:r>
+    </w:p>
+    <w:p>
+      <w:pPr>
+        <w:keepNext/>
+        <w:spacing w:after="40"/>
+        <w:ind w:left="360" w:hanging="360"/>
+      </w:pPr>
+      <w:r>
+        <w:t xml:space="preserve">A) </w:t>
+      </w:r>
+      <w:r>
+        <w:t xml:space="preserve">Ayniyet tespiti mümkün değilse ve önlem alınmaması rejimin kötüye kullanılmasına yol açmayacaksa, gümrük idareleri vergilerin tümünü teminata bağlayarak izin verebilir.</w:t>
+      </w:r>
+    </w:p>
+    <w:p>
+      <w:pPr>
+        <w:keepNext/>
+        <w:spacing w:after="40"/>
+        <w:ind w:left="360" w:hanging="360"/>
+      </w:pPr>
+      <w:r>
+        <w:t xml:space="preserve">B) </w:t>
+      </w:r>
+      <w:r>
+        <w:t xml:space="preserve">Kısmi muafiyet suretiyle geçici ithalat rejiminden yararlandırılmayacak eşyaya ilişkin liste Cumhurbaşkanınca belirlenir.</w:t>
+      </w:r>
+    </w:p>
+    <w:p>
+      <w:pPr>
+        <w:keepNext/>
+        <w:spacing w:after="40"/>
+        <w:ind w:left="360" w:hanging="360"/>
+      </w:pPr>
+      <w:r>
+        <w:t xml:space="preserve">C) </w:t>
+      </w:r>
+      <w:r>
+        <w:t xml:space="preserve">Kısmi muafiyet suretiyle alınacak ithalat vergileri tutarı, faizler hariç olmak üzere, eşyanın rejime tabi tutulduğu tarihte serbest dolaşıma girmesi halinde alınacak vergileri aşamaz.</w:t>
+      </w:r>
+    </w:p>
+    <w:p>
+      <w:pPr>
+        <w:keepNext/>
+        <w:spacing w:after="40"/>
+        <w:ind w:left="360" w:hanging="360"/>
+      </w:pPr>
+      <w:r>
+        <w:t xml:space="preserve">D) </w:t>
+      </w:r>
+      <w:r>
+        <w:t xml:space="preserve">Kısmi muafiyet hükümleri dışında bir nedenle gümrük yükümlülüğü doğduğunda, hesaplanan vergi tutarından kısmi muafiyet kapsamında ödenen vergi miktarı düşülür.</w:t>
+      </w:r>
+    </w:p>
+    <w:p>
+      <w:pPr>
+        <w:keepNext w:val="false"/>
+        <w:spacing w:after="40"/>
+        <w:ind w:left="360" w:hanging="360"/>
+      </w:pPr>
+      <w:r>
+        <w:t xml:space="preserve">E) </w:t>
+      </w:r>
+      <w:r>
+        <w:t xml:space="preserve">Mülkiyeti Türkiye Gümrük Bölgesinde yerleşik bir kişiye ait olan ve tam muafiyet koşullarını taşımayan eşya, kısmi muafiyet suretiyle rejimden yararlanabilir.</w:t>
+      </w:r>
+    </w:p>
+    <w:p>
+      <w:pPr>
+        <w:keepNext/>
+        <w:spacing w:after="80" w:before="200"/>
+      </w:pPr>
+      <w:r>
+        <w:rPr>
+          <w:b/>
+          <w:bCs/>
+        </w:rPr>
+        <w:t xml:space="preserve">33- </w:t>
+      </w:r>
+      <w:r>
+        <w:t xml:space="preserve">Gümrük Yönetmeliğine göre geçici ithalat rejiminde kullanılan triptik karnesine ilişkin aşağıdakilerden hangisi doğrudur?</w:t>
+      </w:r>
+    </w:p>
+    <w:p>
+      <w:pPr>
+        <w:keepNext/>
+        <w:spacing w:after="40"/>
+        <w:ind w:left="360" w:hanging="360"/>
+      </w:pPr>
+      <w:r>
+        <w:t xml:space="preserve">A) </w:t>
+      </w:r>
+      <w:r>
+        <w:t xml:space="preserve">Ulusal kefil kuruluş tarafından yalnız Türkiye için geçerli olacak şekilde düzenlenen, üç parçadan ibaret teminat hükmünde bir belgedir.</w:t>
+      </w:r>
+    </w:p>
+    <w:p>
+      <w:pPr>
+        <w:keepNext/>
+        <w:spacing w:after="40"/>
+        <w:ind w:left="360" w:hanging="360"/>
+      </w:pPr>
+      <w:r>
+        <w:t xml:space="preserve">B) </w:t>
+      </w:r>
+      <w:r>
+        <w:t xml:space="preserve">Ticari ve kişisel kullanıma mahsus kara taşıtları için ulusal ve uluslararası kefil kuruluşlarca verilen teminat hükmünde bir belgedir.</w:t>
+      </w:r>
+    </w:p>
+    <w:p>
+      <w:pPr>
+        <w:keepNext/>
+        <w:spacing w:after="40"/>
+        <w:ind w:left="360" w:hanging="360"/>
+      </w:pPr>
+      <w:r>
+        <w:t xml:space="preserve">C) </w:t>
+      </w:r>
+      <w:r>
+        <w:t xml:space="preserve">Türkiye'ye belirli bir süre görev yapmak veya öğrenimde bulunmak için gelenler ile geçici oturma iznine haiz yabancıların özel kullanımlarına mahsus kara taşıtları için düzenlenir.</w:t>
+      </w:r>
+    </w:p>
+    <w:p>
+      <w:pPr>
+        <w:keepNext/>
+        <w:spacing w:after="40"/>
+        <w:ind w:left="360" w:hanging="360"/>
+      </w:pPr>
+      <w:r>
+        <w:t xml:space="preserve">D) </w:t>
+      </w:r>
+      <w:r>
+        <w:t xml:space="preserve">Türkiye Gümrük Bölgesinde yerleşik kişilerin turistik amaçlı yurt dışı seyahatlerinde kullanacakları taşıtlar için düzenlenen bir belgedir.</w:t>
+      </w:r>
+    </w:p>
+    <w:p>
+      <w:pPr>
+        <w:keepNext w:val="false"/>
+        <w:spacing w:after="40"/>
+        <w:ind w:left="360" w:hanging="360"/>
+      </w:pPr>
+      <w:r>
+        <w:t xml:space="preserve">E) </w:t>
+      </w:r>
+      <w:r>
+        <w:t xml:space="preserve">Taşıt takip programlarına kayıt yapılamaması durumunda özel ve ticari kullanıma mahsus taşıtlar için düzenlenen bir belgedir.</w:t>
+      </w:r>
+    </w:p>
+    <w:p>
+      <w:pPr>
+        <w:keepNext/>
+        <w:spacing w:after="80" w:before="200"/>
+      </w:pPr>
+      <w:r>
+        <w:rPr>
+          <w:b/>
+          <w:bCs/>
+        </w:rPr>
+        <w:t xml:space="preserve">34- </w:t>
+      </w:r>
+      <w:r>
+        <w:t xml:space="preserve">Gümrük Yönetmeliğine göre ihracat rejiminde eksik beyanda bulunulan beyannamede yer alması gereken hususlar arasında aşağıdakilerden hangisi sayılmamıştır?</w:t>
+      </w:r>
+    </w:p>
+    <w:p>
+      <w:pPr>
+        <w:keepNext/>
+        <w:spacing w:after="40"/>
+        <w:ind w:left="360" w:hanging="360"/>
+      </w:pPr>
+      <w:r>
+        <w:t xml:space="preserve">A) </w:t>
+      </w:r>
+      <w:r>
+        <w:t xml:space="preserve">Eşyanın gideceği ülke</w:t>
+      </w:r>
+    </w:p>
+    <w:p>
+      <w:pPr>
+        <w:keepNext/>
+        <w:spacing w:after="40"/>
+        <w:ind w:left="360" w:hanging="360"/>
+      </w:pPr>
+      <w:r>
+        <w:t xml:space="preserve">B) </w:t>
+      </w:r>
+      <w:r>
+        <w:t xml:space="preserve">Kapların adedi ve cinsi</w:t>
+      </w:r>
+    </w:p>
+    <w:p>
+      <w:pPr>
+        <w:keepNext/>
+        <w:spacing w:after="40"/>
+        <w:ind w:left="360" w:hanging="360"/>
+      </w:pPr>
+      <w:r>
+        <w:t xml:space="preserve">C) </w:t>
+      </w:r>
+      <w:r>
         <w:t xml:space="preserve">Eşyanın tarife pozisyonu</w:t>
       </w:r>
     </w:p>
@@ -1798,7 +3487,7 @@
         <w:t xml:space="preserve">D) </w:t>
       </w:r>
       <w:r>
-        <w:t xml:space="preserve">Şahadetnameyi veren makamın tasdik şerhi</w:t>
+        <w:t xml:space="preserve">Beyan sahibinin imzası</w:t>
       </w:r>
     </w:p>
     <w:p>
@@ -1811,7 +3500,7 @@
         <w:t xml:space="preserve">E) </w:t>
       </w:r>
       <w:r>
-        <w:t xml:space="preserve">Şahadetname eşyanın o ülkede gördüğü değişiklik ve işlemlerden ötürü o ülke menşeli addedilerek verilmişse bu husustaki etraflı açıklamalar</w:t>
+        <w:t xml:space="preserve">Eşyanın menşe ülkesi</w:t>
       </w:r>
     </w:p>
     <w:p>
@@ -1824,10 +3513,60 @@
           <w:b/>
           <w:bCs/>
         </w:rPr>
-        <w:t xml:space="preserve">16- </w:t>
-      </w:r>
-      <w:r>
-        <w:t xml:space="preserve">Gümrük Yönetmeliğine göre gümrük idaresine ibraz olunan menşe şahadetnamesinde yer alan bilgilerin gerçeğe aykırı olduğu yönünde şüphe veya ihbar bulunması üzerine yapılan inceleme sonucunda şahadetnamenin sıhhati konusunda bir aykırılık tespit edilmesi hâlinde aşağıdakilerden hangisi uygulanır?</w:t>
+        <w:t xml:space="preserve">35- </w:t>
+      </w:r>
+      <w:r>
+        <w:t xml:space="preserve">Geri gelen eşyaya uygulanacak ithalat vergilerine ilişkin aşağıdaki ifadeler verilmiştir:</w:t>
+      </w:r>
+    </w:p>
+    <w:p>
+      <w:pPr>
+        <w:keepNext/>
+        <w:spacing w:after="40"/>
+        <w:ind w:left="360"/>
+      </w:pPr>
+      <w:r>
+        <w:t xml:space="preserve">I. İhraç edilmeden önce özel amaçlı kullanımı nedeniyle indirimli vergi oranından yararlanarak serbest dolaşıma girmiş olan geri gelen eşyanın aynı amaca yönelik olarak tekrar serbest dolaşıma sokulmak istenmesi hâlinde bu eşyaya indirimli vergi oranı uygulanır.</w:t>
+      </w:r>
+    </w:p>
+    <w:p>
+      <w:pPr>
+        <w:keepNext/>
+        <w:spacing w:after="40"/>
+        <w:ind w:left="360"/>
+      </w:pPr>
+      <w:r>
+        <w:t xml:space="preserve">II. İthal amacının aynı olmaması hâlinde, serbest dolaşıma ilk girişi sırasında alınmış tutarın yeniden serbest dolaşıma giriş sırasında alınacak tutardan fazla olması durumunda aradaki fark beyan sahibine iade edilir.</w:t>
+      </w:r>
+    </w:p>
+    <w:p>
+      <w:pPr>
+        <w:keepNext/>
+        <w:spacing w:after="40"/>
+        <w:ind w:left="360"/>
+      </w:pPr>
+      <w:r>
+        <w:t xml:space="preserve">III. Dahilde işleme rejiminin uygulanmasından sonra ihraç edilip geri gelen işlem görmüş ürünlerde, eşyanın yeniden ihraç tarihi serbest dolaşıma giriş tarihi olarak kabul edilir.</w:t>
+      </w:r>
+    </w:p>
+    <w:p>
+      <w:pPr>
+        <w:keepNext/>
+        <w:spacing w:after="40"/>
+        <w:ind w:left="360"/>
+      </w:pPr>
+      <w:r>
+        <w:t xml:space="preserve">IV. Dahilde işleme rejiminin uygulanmasından sonra ihraç edilip geri gelen işlem görmüş ürünlerde kanunen alınması gereken ithalat vergileri tutarı, serbest dolaşıma giriş rejimi hükümlerine göre belirlenir.</w:t>
+      </w:r>
+    </w:p>
+    <w:p>
+      <w:pPr>
+        <w:keepNext/>
+        <w:spacing w:after="40"/>
+        <w:ind w:left="360"/>
+      </w:pPr>
+      <w:r>
+        <w:t xml:space="preserve">4458 sayılı Gümrük Kanununun geri gelen eşyaya ilişkin hükümlerine göre yukarıdaki ifadelerden hangisi ya da hangileri doğrudur?</w:t>
       </w:r>
     </w:p>
     <w:p>
@@ -1840,7 +3579,7 @@
         <w:t xml:space="preserve">A) </w:t>
       </w:r>
       <w:r>
-        <w:t xml:space="preserve">Şahadetname, sonradan kontrol talebiyle Müsteşarlığa gönderilir.</w:t>
+        <w:t xml:space="preserve">Yalnız I</w:t>
       </w:r>
     </w:p>
     <w:p>
@@ -1853,7 +3592,7 @@
         <w:t xml:space="preserve">B) </w:t>
       </w:r>
       <w:r>
-        <w:t xml:space="preserve">Tahsil edilmesi gereken vergiler teminata bağlanarak eşya araştırma sonucu beklenmeden teslim edilir.</w:t>
+        <w:t xml:space="preserve">I ve II</w:t>
       </w:r>
     </w:p>
     <w:p>
@@ -1866,7 +3605,7 @@
         <w:t xml:space="preserve">C) </w:t>
       </w:r>
       <w:r>
-        <w:t xml:space="preserve">Şahadetname, gümrük idare amirinin onayı ile işleme konulur.</w:t>
+        <w:t xml:space="preserve">I ve III</w:t>
       </w:r>
     </w:p>
     <w:p>
@@ -1879,7 +3618,7 @@
         <w:t xml:space="preserve">D) </w:t>
       </w:r>
       <w:r>
-        <w:t xml:space="preserve">Duruma göre 5607 sayılı Kaçakçılıkla Mücadele Kanunu hükümleri uygulanır.</w:t>
+        <w:t xml:space="preserve">II ve IV</w:t>
       </w:r>
     </w:p>
     <w:p>
@@ -1892,7 +3631,7 @@
         <w:t xml:space="preserve">E) </w:t>
       </w:r>
       <w:r>
-        <w:t xml:space="preserve">Usulüne uygun bir menşe şahadetnamesi ibrazı için yükümlüye altı aylık süre verilir.</w:t>
+        <w:t xml:space="preserve">I, III ve IV</w:t>
       </w:r>
     </w:p>
     <w:p>
@@ -1905,10 +3644,10 @@
           <w:b/>
           <w:bCs/>
         </w:rPr>
-        <w:t xml:space="preserve">17- </w:t>
-      </w:r>
-      <w:r>
-        <w:t xml:space="preserve">4458 sayılı Gümrük Kanununa göre üretimi birden fazla ülkede gerçekleştirilen eşyanın menşeine ilişkin aşağıdaki ifadelerden hangisi doğrudur?</w:t>
+        <w:t xml:space="preserve">36- </w:t>
+      </w:r>
+      <w:r>
+        <w:t xml:space="preserve">Gümrük Yönetmeliğine göre serbest bölgelerde tutulan envanter kayıtlarının içermesi gereken bilgiler arasında aşağıdakilerden hangisi sayılmamıştır?</w:t>
       </w:r>
     </w:p>
     <w:p>
@@ -1921,7 +3660,7 @@
         <w:t xml:space="preserve">A) </w:t>
       </w:r>
       <w:r>
-        <w:t xml:space="preserve">Eşya, üretim sürecinin başladığı ve ilk esaslı işçilik ve eylemin bu amaçla donatılmış işletmelerde yapıldığı ülke menşeli sayılır.</w:t>
+        <w:t xml:space="preserve">Eşyanın yerleştirildiği yer</w:t>
       </w:r>
     </w:p>
     <w:p>
@@ -1934,1746 +3673,7 @@
         <w:t xml:space="preserve">B) </w:t>
       </w:r>
       <w:r>
-        <w:t xml:space="preserve">Esas amacının Türkiye tarafından belirli ülkelerin eşyasına uygulanan hükümleri aşmak olduğu tespit edilen bir işçilik veya işlemle üretilmiş eşya, bu işlemin yapıldığı ülke menşeli sayılır.</w:t>
-      </w:r>
-    </w:p>
-    <w:p>
-      <w:pPr>
-        <w:keepNext/>
-        <w:spacing w:after="40"/>
-        <w:ind w:left="360" w:hanging="360"/>
-      </w:pPr>
-      <w:r>
-        <w:t xml:space="preserve">C) </w:t>
-      </w:r>
-      <w:r>
-        <w:t xml:space="preserve">Eşya, üretiminde kullanılan girdilerin kıymetçe en büyük kısmının menşeini taşıdığı ülke menşeli sayılır.</w:t>
-      </w:r>
-    </w:p>
-    <w:p>
-      <w:pPr>
-        <w:keepNext/>
-        <w:spacing w:after="40"/>
-        <w:ind w:left="360" w:hanging="360"/>
-      </w:pPr>
-      <w:r>
-        <w:t xml:space="preserve">D) </w:t>
-      </w:r>
-      <w:r>
-        <w:t xml:space="preserve">Eşyanın bir ülke menşeli sayılabilmesi için imalatın bütün aşamalarının o ülkede bu amaçla donatılmış işletmelerde gerçekleştirilmesi gerekir.</w:t>
-      </w:r>
-    </w:p>
-    <w:p>
-      <w:pPr>
-        <w:keepNext w:val="false"/>
-        <w:spacing w:after="40"/>
-        <w:ind w:left="360" w:hanging="360"/>
-      </w:pPr>
-      <w:r>
-        <w:t xml:space="preserve">E) </w:t>
-      </w:r>
-      <w:r>
-        <w:t xml:space="preserve">Eşyanın bir ülke menşeli sayılabilmesi için o ülkede yeni bir ürün imal edilmesi veya imalatın önemli bir aşamasının ve ekonomik yönden gerekli görülen en son esaslı işçilik ve eylemin bu amaçla donatılmış işletmelerde yapılması gerekir.</w:t>
-      </w:r>
-    </w:p>
-    <w:p>
-      <w:pPr>
-        <w:keepNext/>
-        <w:spacing w:after="80" w:before="200"/>
-      </w:pPr>
-      <w:r>
-        <w:rPr>
-          <w:b/>
-          <w:bCs/>
-        </w:rPr>
-        <w:t xml:space="preserve">18- </w:t>
-      </w:r>
-      <w:r>
-        <w:t xml:space="preserve">2009/15481 sayılı "4458 sayılı Gümrük Kanununun Bazı Maddelerinin Uygulanması Hakkında Karar"a göre fazla çalışma süresi, görevli personel başına normal günlerde ----- ; hafta tatili, ulusal ve dini bayramlar ile genel tatil günlerinde ----- saati geçemez.</w:t>
-      </w:r>
-    </w:p>
-    <w:p>
-      <w:pPr>
-        <w:keepNext/>
-        <w:spacing w:after="40"/>
-        <w:ind w:left="360"/>
-      </w:pPr>
-      <w:r>
-        <w:t xml:space="preserve">Yukarıdaki cümlede boş bırakılan yerlere sırasıyla aşağıdakilerden hangisi gelmelidir?</w:t>
-      </w:r>
-    </w:p>
-    <w:p>
-      <w:pPr>
-        <w:keepNext/>
-        <w:spacing w:after="40"/>
-        <w:ind w:left="360" w:hanging="360"/>
-      </w:pPr>
-      <w:r>
-        <w:t xml:space="preserve">A) </w:t>
-      </w:r>
-      <w:r>
-        <w:t xml:space="preserve">5 / 10</w:t>
-      </w:r>
-    </w:p>
-    <w:p>
-      <w:pPr>
-        <w:keepNext/>
-        <w:spacing w:after="40"/>
-        <w:ind w:left="360" w:hanging="360"/>
-      </w:pPr>
-      <w:r>
-        <w:t xml:space="preserve">B) </w:t>
-      </w:r>
-      <w:r>
-        <w:t xml:space="preserve">7 / 12</w:t>
-      </w:r>
-    </w:p>
-    <w:p>
-      <w:pPr>
-        <w:keepNext/>
-        <w:spacing w:after="40"/>
-        <w:ind w:left="360" w:hanging="360"/>
-      </w:pPr>
-      <w:r>
-        <w:t xml:space="preserve">C) </w:t>
-      </w:r>
-      <w:r>
-        <w:t xml:space="preserve">7 / 14</w:t>
-      </w:r>
-    </w:p>
-    <w:p>
-      <w:pPr>
-        <w:keepNext/>
-        <w:spacing w:after="40"/>
-        <w:ind w:left="360" w:hanging="360"/>
-      </w:pPr>
-      <w:r>
-        <w:t xml:space="preserve">D) </w:t>
-      </w:r>
-      <w:r>
-        <w:t xml:space="preserve">8 / 14</w:t>
-      </w:r>
-    </w:p>
-    <w:p>
-      <w:pPr>
-        <w:keepNext w:val="false"/>
-        <w:spacing w:after="40"/>
-        <w:ind w:left="360" w:hanging="360"/>
-      </w:pPr>
-      <w:r>
-        <w:t xml:space="preserve">E) </w:t>
-      </w:r>
-      <w:r>
-        <w:t xml:space="preserve">8 / 16</w:t>
-      </w:r>
-    </w:p>
-    <w:p>
-      <w:pPr>
-        <w:keepNext/>
-        <w:spacing w:after="80" w:before="200"/>
-      </w:pPr>
-      <w:r>
-        <w:rPr>
-          <w:b/>
-          <w:bCs/>
-        </w:rPr>
-        <w:t xml:space="preserve">19- </w:t>
-      </w:r>
-      <w:r>
-        <w:t xml:space="preserve">Gümrük Yönetmeliğine göre gümrüğe sunulan ve gümrük beyanında bulunulmadan önce kaza sonucu hasara uğrayarak bir arada bulunduğu eşya veya çevreye zarar verir hale gelen ya da tehlike arz eden eşyanın re'sen imhası, gümrük idare amiri veya görevlendireceği amir veya memur başkanlığında en az kaç kişiden oluşan bir komisyon tarafından karara bağlanır?</w:t>
-      </w:r>
-    </w:p>
-    <w:p>
-      <w:pPr>
-        <w:keepNext/>
-        <w:spacing w:after="40"/>
-        <w:ind w:left="360" w:hanging="360"/>
-      </w:pPr>
-      <w:r>
-        <w:t xml:space="preserve">A) </w:t>
-      </w:r>
-      <w:r>
-        <w:t xml:space="preserve">2</w:t>
-      </w:r>
-    </w:p>
-    <w:p>
-      <w:pPr>
-        <w:keepNext/>
-        <w:spacing w:after="40"/>
-        <w:ind w:left="360" w:hanging="360"/>
-      </w:pPr>
-      <w:r>
-        <w:t xml:space="preserve">B) </w:t>
-      </w:r>
-      <w:r>
-        <w:t xml:space="preserve">3</w:t>
-      </w:r>
-    </w:p>
-    <w:p>
-      <w:pPr>
-        <w:keepNext/>
-        <w:spacing w:after="40"/>
-        <w:ind w:left="360" w:hanging="360"/>
-      </w:pPr>
-      <w:r>
-        <w:t xml:space="preserve">C) </w:t>
-      </w:r>
-      <w:r>
-        <w:t xml:space="preserve">4</w:t>
-      </w:r>
-    </w:p>
-    <w:p>
-      <w:pPr>
-        <w:keepNext/>
-        <w:spacing w:after="40"/>
-        <w:ind w:left="360" w:hanging="360"/>
-      </w:pPr>
-      <w:r>
-        <w:t xml:space="preserve">D) </w:t>
-      </w:r>
-      <w:r>
-        <w:t xml:space="preserve">5</w:t>
-      </w:r>
-    </w:p>
-    <w:p>
-      <w:pPr>
-        <w:keepNext w:val="false"/>
-        <w:spacing w:after="40"/>
-        <w:ind w:left="360" w:hanging="360"/>
-      </w:pPr>
-      <w:r>
-        <w:t xml:space="preserve">E) </w:t>
-      </w:r>
-      <w:r>
-        <w:t xml:space="preserve">6</w:t>
-      </w:r>
-    </w:p>
-    <w:p>
-      <w:pPr>
-        <w:keepNext/>
-        <w:spacing w:after="80" w:before="200"/>
-      </w:pPr>
-      <w:r>
-        <w:rPr>
-          <w:b/>
-          <w:bCs/>
-        </w:rPr>
-        <w:t xml:space="preserve">20- </w:t>
-      </w:r>
-      <w:r>
-        <w:t xml:space="preserve">Gümrük Yönetmeliğine göre aşağıdakilerden hangisi muayeneye tabi tutulmayan eşya arasında sayılmamıştır?</w:t>
-      </w:r>
-    </w:p>
-    <w:p>
-      <w:pPr>
-        <w:keepNext/>
-        <w:spacing w:after="40"/>
-        <w:ind w:left="360" w:hanging="360"/>
-      </w:pPr>
-      <w:r>
-        <w:t xml:space="preserve">A) </w:t>
-      </w:r>
-      <w:r>
-        <w:t xml:space="preserve">Türkiye Büyük Millet Meclisi Başkanının zat ve ikametgâhı için gelen eşya</w:t>
-      </w:r>
-    </w:p>
-    <w:p>
-      <w:pPr>
-        <w:keepNext/>
-        <w:spacing w:after="40"/>
-        <w:ind w:left="360" w:hanging="360"/>
-      </w:pPr>
-      <w:r>
-        <w:t xml:space="preserve">B) </w:t>
-      </w:r>
-      <w:r>
-        <w:t xml:space="preserve">Cumhurbaşkanının zat ve ikametgâhı için gelen eşya</w:t>
-      </w:r>
-    </w:p>
-    <w:p>
-      <w:pPr>
-        <w:keepNext/>
-        <w:spacing w:after="40"/>
-        <w:ind w:left="360" w:hanging="360"/>
-      </w:pPr>
-      <w:r>
-        <w:t xml:space="preserve">C) </w:t>
-      </w:r>
-      <w:r>
-        <w:t xml:space="preserve">Yabancı devlet başkanları ve aileleri efradı ile refakatlerinde memur olanların getirdikleri eşya ve taşıtları</w:t>
-      </w:r>
-    </w:p>
-    <w:p>
-      <w:pPr>
-        <w:keepNext/>
-        <w:spacing w:after="40"/>
-        <w:ind w:left="360" w:hanging="360"/>
-      </w:pPr>
-      <w:r>
-        <w:t xml:space="preserve">D) </w:t>
-      </w:r>
-      <w:r>
-        <w:t xml:space="preserve">Türkiye'deki yabancı diplomatik temsilciliklerin resmî bir görevin yapılması ile ilgili olarak getirecekleri belgeler, taşıtlar ve resmî binalar için inşaat malzemesi</w:t>
-      </w:r>
-    </w:p>
-    <w:p>
-      <w:pPr>
-        <w:keepNext w:val="false"/>
-        <w:spacing w:after="40"/>
-        <w:ind w:left="360" w:hanging="360"/>
-      </w:pPr>
-      <w:r>
-        <w:t xml:space="preserve">E) </w:t>
-      </w:r>
-      <w:r>
-        <w:t xml:space="preserve">İçinde gizli evrak bulunan mühürlü kurye çantaları</w:t>
-      </w:r>
-    </w:p>
-    <w:p>
-      <w:pPr>
-        <w:keepNext/>
-        <w:spacing w:after="80" w:before="200"/>
-      </w:pPr>
-      <w:r>
-        <w:rPr>
-          <w:b/>
-          <w:bCs/>
-        </w:rPr>
-        <w:t xml:space="preserve">21- </w:t>
-      </w:r>
-      <w:r>
-        <w:t xml:space="preserve">Türkiye Gümrük Bölgesine getirilmeksizin serbest dolaşıma giriş işlemlerine ilişkin aşağıdaki hususlar verilmiştir:</w:t>
-      </w:r>
-    </w:p>
-    <w:p>
-      <w:pPr>
-        <w:keepNext/>
-        <w:spacing w:after="40"/>
-        <w:ind w:left="360"/>
-      </w:pPr>
-      <w:r>
-        <w:t xml:space="preserve">I. Hava taşıtı için Sivil Havacılık Genel Müdürlüğü tarafından tanzim edilmiş Teknik Uygunluk Belgesinin olması</w:t>
-      </w:r>
-    </w:p>
-    <w:p>
-      <w:pPr>
-        <w:keepNext/>
-        <w:spacing w:after="40"/>
-        <w:ind w:left="360"/>
-      </w:pPr>
-      <w:r>
-        <w:t xml:space="preserve">II. Hava taşıtının Türkiye Gümrük Bölgesine getirilmeksizin serbest dolaşıma giriş işlemlerine tabi tutulması hususunun Ulaştırma Bakanlığınca da uygun bulunması</w:t>
-      </w:r>
-    </w:p>
-    <w:p>
-      <w:pPr>
-        <w:keepNext/>
-        <w:spacing w:after="40"/>
-        <w:ind w:left="360"/>
-      </w:pPr>
-      <w:r>
-        <w:t xml:space="preserve">III. Yurt dışı temsilciliklerimizden Bayrak Şahadetnamesinin alınması</w:t>
-      </w:r>
-    </w:p>
-    <w:p>
-      <w:pPr>
-        <w:keepNext/>
-        <w:spacing w:after="40"/>
-        <w:ind w:left="360"/>
-      </w:pPr>
-      <w:r>
-        <w:t xml:space="preserve">IV. Teknik Uygunluk Belgesinin düzenlendiği tarihten itibaren otuz gün içinde gümrük işlemlerinin sonuçlandırılması</w:t>
-      </w:r>
-    </w:p>
-    <w:p>
-      <w:pPr>
-        <w:keepNext/>
-        <w:spacing w:after="40"/>
-        <w:ind w:left="360"/>
-      </w:pPr>
-      <w:r>
-        <w:t xml:space="preserve">2009/15481 sayılı "4458 sayılı Gümrük Kanununun Bazı Maddelerinin Uygulanması Hakkında Karar"a göre hava taşıtlarının Türkiye Gümrük Bölgesine getirilmeksizin serbest dolaşıma giriş işlemlerinde yukarıdakilerden hangilerinin bir arada bulunması gerekir?</w:t>
-      </w:r>
-    </w:p>
-    <w:p>
-      <w:pPr>
-        <w:keepNext/>
-        <w:spacing w:after="40"/>
-        <w:ind w:left="360" w:hanging="360"/>
-      </w:pPr>
-      <w:r>
-        <w:t xml:space="preserve">A) </w:t>
-      </w:r>
-      <w:r>
-        <w:t xml:space="preserve">I ve II</w:t>
-      </w:r>
-    </w:p>
-    <w:p>
-      <w:pPr>
-        <w:keepNext/>
-        <w:spacing w:after="40"/>
-        <w:ind w:left="360" w:hanging="360"/>
-      </w:pPr>
-      <w:r>
-        <w:t xml:space="preserve">B) </w:t>
-      </w:r>
-      <w:r>
-        <w:t xml:space="preserve">II ve III</w:t>
-      </w:r>
-    </w:p>
-    <w:p>
-      <w:pPr>
-        <w:keepNext/>
-        <w:spacing w:after="40"/>
-        <w:ind w:left="360" w:hanging="360"/>
-      </w:pPr>
-      <w:r>
-        <w:t xml:space="preserve">C) </w:t>
-      </w:r>
-      <w:r>
-        <w:t xml:space="preserve">I, II ve III</w:t>
-      </w:r>
-    </w:p>
-    <w:p>
-      <w:pPr>
-        <w:keepNext/>
-        <w:spacing w:after="40"/>
-        <w:ind w:left="360" w:hanging="360"/>
-      </w:pPr>
-      <w:r>
-        <w:t xml:space="preserve">D) </w:t>
-      </w:r>
-      <w:r>
-        <w:t xml:space="preserve">I, II ve IV</w:t>
-      </w:r>
-    </w:p>
-    <w:p>
-      <w:pPr>
-        <w:keepNext w:val="false"/>
-        <w:spacing w:after="40"/>
-        <w:ind w:left="360" w:hanging="360"/>
-      </w:pPr>
-      <w:r>
-        <w:t xml:space="preserve">E) </w:t>
-      </w:r>
-      <w:r>
-        <w:t xml:space="preserve">II, III ve IV</w:t>
-      </w:r>
-    </w:p>
-    <w:p>
-      <w:pPr>
-        <w:keepNext/>
-        <w:spacing w:after="80" w:before="200"/>
-      </w:pPr>
-      <w:r>
-        <w:rPr>
-          <w:b/>
-          <w:bCs/>
-        </w:rPr>
-        <w:t xml:space="preserve">22- </w:t>
-      </w:r>
-      <w:r>
-        <w:t xml:space="preserve">Gümrük Yönetmeliğine göre nihai kullanımı nedeniyle indirimli veya sıfır vergi oranına tabi eşyadan mükerrer olarak kullanılabilir olanlar, öngörülen kullanıma ilk tahsis tarihinden itibaren ne kadar süre geçmiş olması halinde nihai kullanıma tahsis edilmiş sayılır?</w:t>
-      </w:r>
-    </w:p>
-    <w:p>
-      <w:pPr>
-        <w:keepNext/>
-        <w:spacing w:after="40"/>
-        <w:ind w:left="360" w:hanging="360"/>
-      </w:pPr>
-      <w:r>
-        <w:t xml:space="preserve">A) </w:t>
-      </w:r>
-      <w:r>
-        <w:t xml:space="preserve">6 ay</w:t>
-      </w:r>
-    </w:p>
-    <w:p>
-      <w:pPr>
-        <w:keepNext/>
-        <w:spacing w:after="40"/>
-        <w:ind w:left="360" w:hanging="360"/>
-      </w:pPr>
-      <w:r>
-        <w:t xml:space="preserve">B) </w:t>
-      </w:r>
-      <w:r>
-        <w:t xml:space="preserve">1 yıl</w:t>
-      </w:r>
-    </w:p>
-    <w:p>
-      <w:pPr>
-        <w:keepNext/>
-        <w:spacing w:after="40"/>
-        <w:ind w:left="360" w:hanging="360"/>
-      </w:pPr>
-      <w:r>
-        <w:t xml:space="preserve">C) </w:t>
-      </w:r>
-      <w:r>
-        <w:t xml:space="preserve">2 yıl</w:t>
-      </w:r>
-    </w:p>
-    <w:p>
-      <w:pPr>
-        <w:keepNext/>
-        <w:spacing w:after="40"/>
-        <w:ind w:left="360" w:hanging="360"/>
-      </w:pPr>
-      <w:r>
-        <w:t xml:space="preserve">D) </w:t>
-      </w:r>
-      <w:r>
-        <w:t xml:space="preserve">3 yıl</w:t>
-      </w:r>
-    </w:p>
-    <w:p>
-      <w:pPr>
-        <w:keepNext w:val="false"/>
-        <w:spacing w:after="40"/>
-        <w:ind w:left="360" w:hanging="360"/>
-      </w:pPr>
-      <w:r>
-        <w:t xml:space="preserve">E) </w:t>
-      </w:r>
-      <w:r>
-        <w:t xml:space="preserve">5 yıl</w:t>
-      </w:r>
-    </w:p>
-    <w:p>
-      <w:pPr>
-        <w:keepNext/>
-        <w:spacing w:after="80" w:before="200"/>
-      </w:pPr>
-      <w:r>
-        <w:rPr>
-          <w:b/>
-          <w:bCs/>
-        </w:rPr>
-        <w:t xml:space="preserve">23- </w:t>
-      </w:r>
-      <w:r>
-        <w:t xml:space="preserve">Gümrük Yönetmeliğine göre transit rejiminde basitleştirme izinlerinin verilebilmesi için başvuru sahibinde aranan genel şartlar arasında aşağıdakilerden hangisi yer almaz?</w:t>
-      </w:r>
-    </w:p>
-    <w:p>
-      <w:pPr>
-        <w:keepNext/>
-        <w:spacing w:after="40"/>
-        <w:ind w:left="360" w:hanging="360"/>
-      </w:pPr>
-      <w:r>
-        <w:t xml:space="preserve">A) </w:t>
-      </w:r>
-      <w:r>
-        <w:t xml:space="preserve">Son bir yıl içinde işlem gören beyanname sayısının %2'sini aşan sayıda vergi kaybına neden olan gümrük mevzuatı ihlali nedeniyle ceza uygulanmamış olması</w:t>
-      </w:r>
-    </w:p>
-    <w:p>
-      <w:pPr>
-        <w:keepNext/>
-        <w:spacing w:after="40"/>
-        <w:ind w:left="360" w:hanging="360"/>
-      </w:pPr>
-      <w:r>
-        <w:t xml:space="preserve">B) </w:t>
-      </w:r>
-      <w:r>
-        <w:t xml:space="preserve">Son bir yıl içinde işlem gören beyanname sayısının %5'ini aşan sayıda gümrük mevzuatı ihlali nedeniyle usulsüzlük cezası uygulanmamış olması</w:t>
-      </w:r>
-    </w:p>
-    <w:p>
-      <w:pPr>
-        <w:keepNext/>
-        <w:spacing w:after="40"/>
-        <w:ind w:left="360" w:hanging="360"/>
-      </w:pPr>
-      <w:r>
-        <w:t xml:space="preserve">C) </w:t>
-      </w:r>
-      <w:r>
-        <w:t xml:space="preserve">Gümrük ve vergi mevzuatları uyarınca ödenmemiş herhangi bir vergi, ceza ve gecikme faizi bulunmaması</w:t>
-      </w:r>
-    </w:p>
-    <w:p>
-      <w:pPr>
-        <w:keepNext/>
-        <w:spacing w:after="40"/>
-        <w:ind w:left="360" w:hanging="360"/>
-      </w:pPr>
-      <w:r>
-        <w:t xml:space="preserve">D) </w:t>
-      </w:r>
-      <w:r>
-        <w:t xml:space="preserve">Son bir yıl içinde en az 500 transit beyannamesi kapsamı eşyayı transit etmesi veya ilgili basitleştirilmiş usul kapsamındaki yükümlülüklerini yerine getirebileceğini belgelemesi</w:t>
-      </w:r>
-    </w:p>
-    <w:p>
-      <w:pPr>
-        <w:keepNext w:val="false"/>
-        <w:spacing w:after="40"/>
-        <w:ind w:left="360" w:hanging="360"/>
-      </w:pPr>
-      <w:r>
-        <w:t xml:space="preserve">E) </w:t>
-      </w:r>
-      <w:r>
-        <w:t xml:space="preserve">Türkiye Gümrük Bölgesinde en az iki yıldır yerleşik olması ve başkası adına ve namına hareket etmemesi</w:t>
-      </w:r>
-    </w:p>
-    <w:p>
-      <w:pPr>
-        <w:keepNext/>
-        <w:spacing w:after="80" w:before="200"/>
-      </w:pPr>
-      <w:r>
-        <w:rPr>
-          <w:b/>
-          <w:bCs/>
-        </w:rPr>
-        <w:t xml:space="preserve">24- </w:t>
-      </w:r>
-      <w:r>
-        <w:t xml:space="preserve">Gümrük Yönetmeliğine göre transit rejiminde; transit rejimi beyanında bulunan veya hesabına transit rejimi beyanında bulunulan ve transit rejimi kapsamında gümrük idaresine karşı mali olarak sorumlu olan kişiyi ifade eden kavram aşağıdakilerden hangisidir?</w:t>
-      </w:r>
-    </w:p>
-    <w:p>
-      <w:pPr>
-        <w:keepNext/>
-        <w:spacing w:after="40"/>
-        <w:ind w:left="360" w:hanging="360"/>
-      </w:pPr>
-      <w:r>
-        <w:t xml:space="preserve">A) </w:t>
-      </w:r>
-      <w:r>
-        <w:t xml:space="preserve">Kefil</w:t>
-      </w:r>
-    </w:p>
-    <w:p>
-      <w:pPr>
-        <w:keepNext/>
-        <w:spacing w:after="40"/>
-        <w:ind w:left="360" w:hanging="360"/>
-      </w:pPr>
-      <w:r>
-        <w:t xml:space="preserve">B) </w:t>
-      </w:r>
-      <w:r>
-        <w:t xml:space="preserve">Taşıyıcı</w:t>
-      </w:r>
-    </w:p>
-    <w:p>
-      <w:pPr>
-        <w:keepNext/>
-        <w:spacing w:after="40"/>
-        <w:ind w:left="360" w:hanging="360"/>
-      </w:pPr>
-      <w:r>
-        <w:t xml:space="preserve">C) </w:t>
-      </w:r>
-      <w:r>
-        <w:t xml:space="preserve">Alıcı</w:t>
-      </w:r>
-    </w:p>
-    <w:p>
-      <w:pPr>
-        <w:keepNext/>
-        <w:spacing w:after="40"/>
-        <w:ind w:left="360" w:hanging="360"/>
-      </w:pPr>
-      <w:r>
-        <w:t xml:space="preserve">D) </w:t>
-      </w:r>
-      <w:r>
-        <w:t xml:space="preserve">Rejim hak sahibi (asıl sorumlu)</w:t>
-      </w:r>
-    </w:p>
-    <w:p>
-      <w:pPr>
-        <w:keepNext w:val="false"/>
-        <w:spacing w:after="40"/>
-        <w:ind w:left="360" w:hanging="360"/>
-      </w:pPr>
-      <w:r>
-        <w:t xml:space="preserve">E) </w:t>
-      </w:r>
-      <w:r>
-        <w:t xml:space="preserve">Gönderici</w:t>
-      </w:r>
-    </w:p>
-    <w:p>
-      <w:pPr>
-        <w:keepNext/>
-        <w:spacing w:after="80" w:before="200"/>
-      </w:pPr>
-      <w:r>
-        <w:rPr>
-          <w:b/>
-          <w:bCs/>
-        </w:rPr>
-        <w:t xml:space="preserve">25- </w:t>
-      </w:r>
-      <w:r>
-        <w:t xml:space="preserve">I. A tipi antrepo</w:t>
-      </w:r>
-    </w:p>
-    <w:p>
-      <w:pPr>
-        <w:keepNext/>
-        <w:spacing w:after="40"/>
-        <w:ind w:left="360"/>
-      </w:pPr>
-      <w:r>
-        <w:t xml:space="preserve">II. B tipi antrepo</w:t>
-      </w:r>
-    </w:p>
-    <w:p>
-      <w:pPr>
-        <w:keepNext/>
-        <w:spacing w:after="40"/>
-        <w:ind w:left="360"/>
-      </w:pPr>
-      <w:r>
-        <w:t xml:space="preserve">III. D tipi antrepo</w:t>
-      </w:r>
-    </w:p>
-    <w:p>
-      <w:pPr>
-        <w:keepNext/>
-        <w:spacing w:after="40"/>
-        <w:ind w:left="360"/>
-      </w:pPr>
-      <w:r>
-        <w:t xml:space="preserve">IV. F tipi antrepo</w:t>
-      </w:r>
-    </w:p>
-    <w:p>
-      <w:pPr>
-        <w:keepNext/>
-        <w:spacing w:after="40"/>
-        <w:ind w:left="360"/>
-      </w:pPr>
-      <w:r>
-        <w:t xml:space="preserve">Gümrük Yönetmeliğine göre basitleştirilmiş usul izni bulunması halinde, gümrük idaresince kabul edilen ticari veya idari belge ile beyan yukarıdaki antrepo tiplerinden hangilerinde uygulanabilir?</w:t>
-      </w:r>
-    </w:p>
-    <w:p>
-      <w:pPr>
-        <w:keepNext/>
-        <w:spacing w:after="40"/>
-        <w:ind w:left="360" w:hanging="360"/>
-      </w:pPr>
-      <w:r>
-        <w:t xml:space="preserve">A) </w:t>
-      </w:r>
-      <w:r>
-        <w:t xml:space="preserve">I ve II</w:t>
-      </w:r>
-    </w:p>
-    <w:p>
-      <w:pPr>
-        <w:keepNext/>
-        <w:spacing w:after="40"/>
-        <w:ind w:left="360" w:hanging="360"/>
-      </w:pPr>
-      <w:r>
-        <w:t xml:space="preserve">B) </w:t>
-      </w:r>
-      <w:r>
-        <w:t xml:space="preserve">I ve III</w:t>
-      </w:r>
-    </w:p>
-    <w:p>
-      <w:pPr>
-        <w:keepNext/>
-        <w:spacing w:after="40"/>
-        <w:ind w:left="360" w:hanging="360"/>
-      </w:pPr>
-      <w:r>
-        <w:t xml:space="preserve">C) </w:t>
-      </w:r>
-      <w:r>
-        <w:t xml:space="preserve">II ve IV</w:t>
-      </w:r>
-    </w:p>
-    <w:p>
-      <w:pPr>
-        <w:keepNext/>
-        <w:spacing w:after="40"/>
-        <w:ind w:left="360" w:hanging="360"/>
-      </w:pPr>
-      <w:r>
-        <w:t xml:space="preserve">D) </w:t>
-      </w:r>
-      <w:r>
-        <w:t xml:space="preserve">III ve IV</w:t>
-      </w:r>
-    </w:p>
-    <w:p>
-      <w:pPr>
-        <w:keepNext w:val="false"/>
-        <w:spacing w:after="40"/>
-        <w:ind w:left="360" w:hanging="360"/>
-      </w:pPr>
-      <w:r>
-        <w:t xml:space="preserve">E) </w:t>
-      </w:r>
-      <w:r>
-        <w:t xml:space="preserve">I, II ve III</w:t>
-      </w:r>
-    </w:p>
-    <w:p>
-      <w:pPr>
-        <w:keepNext/>
-        <w:spacing w:after="80" w:before="200"/>
-      </w:pPr>
-      <w:r>
-        <w:rPr>
-          <w:b/>
-          <w:bCs/>
-        </w:rPr>
-        <w:t xml:space="preserve">26- </w:t>
-      </w:r>
-      <w:r>
-        <w:t xml:space="preserve">Gümrük Yönetmeliğine göre aşağıdakilerden hangisi gümrük ve ticaret bölge müdürlüklerinin izni ile gümrük antrepolarına konulabilecek eşya arasında yer almaz?</w:t>
-      </w:r>
-    </w:p>
-    <w:p>
-      <w:pPr>
-        <w:keepNext/>
-        <w:spacing w:after="40"/>
-        <w:ind w:left="360" w:hanging="360"/>
-      </w:pPr>
-      <w:r>
-        <w:t xml:space="preserve">A) </w:t>
-      </w:r>
-      <w:r>
-        <w:t xml:space="preserve">Parlayıcı, patlayıcı, yanıcı ve yanmayı artırıcı eşya</w:t>
-      </w:r>
-    </w:p>
-    <w:p>
-      <w:pPr>
-        <w:keepNext/>
-        <w:spacing w:after="40"/>
-        <w:ind w:left="360" w:hanging="360"/>
-      </w:pPr>
-      <w:r>
-        <w:t xml:space="preserve">B) </w:t>
-      </w:r>
-      <w:r>
-        <w:t xml:space="preserve">Türkiye'ye girmesi veya Türkiye'den transit geçirilmesi yasak olan yabancı ülke eşyası</w:t>
-      </w:r>
-    </w:p>
-    <w:p>
-      <w:pPr>
-        <w:keepNext/>
-        <w:spacing w:after="40"/>
-        <w:ind w:left="360" w:hanging="360"/>
-      </w:pPr>
-      <w:r>
-        <w:t xml:space="preserve">C) </w:t>
-      </w:r>
-      <w:r>
-        <w:t xml:space="preserve">Üzerlerinde veya ambalajlarında üretildiği ülkeden başka bir ülke ürünü olduğu izlenimini veren isim ve simgeler taşıyan eşya</w:t>
-      </w:r>
-    </w:p>
-    <w:p>
-      <w:pPr>
-        <w:keepNext/>
-        <w:spacing w:after="40"/>
-        <w:ind w:left="360" w:hanging="360"/>
-      </w:pPr>
-      <w:r>
-        <w:t xml:space="preserve">D) </w:t>
-      </w:r>
-      <w:r>
-        <w:t xml:space="preserve">Marka, coğrafi işaret veya endüstriyel tasarım haklarıyla ilgili olarak hak sahibinin yetkilerine tecavüz eder mahiyetteki eşya</w:t>
-      </w:r>
-    </w:p>
-    <w:p>
-      <w:pPr>
-        <w:keepNext w:val="false"/>
-        <w:spacing w:after="40"/>
-        <w:ind w:left="360" w:hanging="360"/>
-      </w:pPr>
-      <w:r>
-        <w:t xml:space="preserve">E) </w:t>
-      </w:r>
-      <w:r>
-        <w:t xml:space="preserve">Geçici depolama yerlerinde gümrüğe terk edilen eşya</w:t>
-      </w:r>
-    </w:p>
-    <w:p>
-      <w:pPr>
-        <w:keepNext/>
-        <w:spacing w:after="80" w:before="200"/>
-      </w:pPr>
-      <w:r>
-        <w:rPr>
-          <w:b/>
-          <w:bCs/>
-        </w:rPr>
-        <w:t xml:space="preserve">27- </w:t>
-      </w:r>
-      <w:r>
-        <w:t xml:space="preserve">Dahilde İşleme Rejimi Tebliği (İhracat: 2006/12)'ne göre şartlı muafiyet sistemi kapsamında telafi edici vergiye ilişkin aşağıdaki ifadelerden hangisi doğrudur?</w:t>
-      </w:r>
-    </w:p>
-    <w:p>
-      <w:pPr>
-        <w:keepNext/>
-        <w:spacing w:after="40"/>
-        <w:ind w:left="360" w:hanging="360"/>
-      </w:pPr>
-      <w:r>
-        <w:t xml:space="preserve">A) </w:t>
-      </w:r>
-      <w:r>
-        <w:t xml:space="preserve">Elde edilmesinde üçüncü ülke menşeli eşya kullanılan ve Avrupa Topluluğuna üye ülkelere ihraç edilen harp araç, gereç ve teçhizatı için de telafi edici vergi aranır.</w:t>
-      </w:r>
-    </w:p>
-    <w:p>
-      <w:pPr>
-        <w:keepNext/>
-        <w:spacing w:after="40"/>
-        <w:ind w:left="360" w:hanging="360"/>
-      </w:pPr>
-      <w:r>
-        <w:t xml:space="preserve">B) </w:t>
-      </w:r>
-      <w:r>
-        <w:t xml:space="preserve">İşlem görmüş ürünün elde edilmesinde kullanılan vergiye konu eşyanın tespitinde gümrük idaresince düzenlenen ekspertiz raporu esas alınır.</w:t>
-      </w:r>
-    </w:p>
-    <w:p>
-      <w:pPr>
-        <w:keepNext/>
-        <w:spacing w:after="40"/>
-        <w:ind w:left="360" w:hanging="360"/>
-      </w:pPr>
-      <w:r>
-        <w:t xml:space="preserve">C) </w:t>
-      </w:r>
-      <w:r>
-        <w:t xml:space="preserve">Belge kapsamında önceden ihracat işleminden sonra ithalat yapılması durumunda telafi edici vergi, önceden ihracata tekabül eden ithalatın yapılması esnasında ödenir.</w:t>
-      </w:r>
-    </w:p>
-    <w:p>
-      <w:pPr>
-        <w:keepNext/>
-        <w:spacing w:after="40"/>
-        <w:ind w:left="360" w:hanging="360"/>
-      </w:pPr>
-      <w:r>
-        <w:t xml:space="preserve">D) </w:t>
-      </w:r>
-      <w:r>
-        <w:t xml:space="preserve">Tahsil edilen telafi edici vergi, ihracat taahhüdünün kapatılmasını müteakip belge sahibi firmaya iade edilir.</w:t>
-      </w:r>
-    </w:p>
-    <w:p>
-      <w:pPr>
-        <w:keepNext w:val="false"/>
-        <w:spacing w:after="40"/>
-        <w:ind w:left="360" w:hanging="360"/>
-      </w:pPr>
-      <w:r>
-        <w:t xml:space="preserve">E) </w:t>
-      </w:r>
-      <w:r>
-        <w:t xml:space="preserve">Serbest bölgeye ihraç edilen eşyanın belge süresi bitiminden itibaren üç ay içinde A.TR dolaşım belgesi eşliğinde Avrupa Topluluğuna üye ülkelere satışında telafi edici vergi aranmaz.</w:t>
-      </w:r>
-    </w:p>
-    <w:p>
-      <w:pPr>
-        <w:keepNext/>
-        <w:spacing w:after="80" w:before="200"/>
-      </w:pPr>
-      <w:r>
-        <w:rPr>
-          <w:b/>
-          <w:bCs/>
-        </w:rPr>
-        <w:t xml:space="preserve">28- </w:t>
-      </w:r>
-      <w:r>
-        <w:t xml:space="preserve">Dahilde İşleme Rejimi Tebliği (İhracat: 2006/12)'ne göre aşağıdaki işlemlerden hangisine konu eşyanın ithaline, gümrük idaresince verilen dahilde işleme izni kapsamında izin verilir?</w:t>
-      </w:r>
-    </w:p>
-    <w:p>
-      <w:pPr>
-        <w:keepNext/>
-        <w:spacing w:after="40"/>
-        <w:ind w:left="360" w:hanging="360"/>
-      </w:pPr>
-      <w:r>
-        <w:t xml:space="preserve">A) </w:t>
-      </w:r>
-      <w:r>
-        <w:t xml:space="preserve">Tarım ürünlerinin bedelsiz olarak ithal edilerek işleme faaliyetine tabi tutulması</w:t>
-      </w:r>
-    </w:p>
-    <w:p>
-      <w:pPr>
-        <w:keepNext/>
-        <w:spacing w:after="40"/>
-        <w:ind w:left="360" w:hanging="360"/>
-      </w:pPr>
-      <w:r>
-        <w:t xml:space="preserve">B) </w:t>
-      </w:r>
-      <w:r>
-        <w:t xml:space="preserve">Savunma sanayi projeleri kapsamında bedelsiz olarak ithal edilen eşyanın işleme faaliyetine tabi tutulması</w:t>
-      </w:r>
-    </w:p>
-    <w:p>
-      <w:pPr>
-        <w:keepNext/>
-        <w:spacing w:after="40"/>
-        <w:ind w:left="360" w:hanging="360"/>
-      </w:pPr>
-      <w:r>
-        <w:t xml:space="preserve">C) </w:t>
-      </w:r>
-      <w:r>
-        <w:t xml:space="preserve">Küçükbaş ve büyükbaş hayvanların ithalatını müteakip ihraç edilmek üzere besiye alınması</w:t>
-      </w:r>
-    </w:p>
-    <w:p>
-      <w:pPr>
-        <w:keepNext/>
-        <w:spacing w:after="40"/>
-        <w:ind w:left="360" w:hanging="360"/>
-      </w:pPr>
-      <w:r>
-        <w:t xml:space="preserve">D) </w:t>
-      </w:r>
-      <w:r>
-        <w:t xml:space="preserve">Çelik filmaşin ithalatını müteakip, ihraç edilmek üzere çivi ve sıcak çekme siyah tel üretimi</w:t>
-      </w:r>
-    </w:p>
-    <w:p>
-      <w:pPr>
-        <w:keepNext w:val="false"/>
-        <w:spacing w:after="40"/>
-        <w:ind w:left="360" w:hanging="360"/>
-      </w:pPr>
-      <w:r>
-        <w:t xml:space="preserve">E) </w:t>
-      </w:r>
-      <w:r>
-        <w:t xml:space="preserve">Çevre kirliliğine neden olan eşyanın ithalatını müteakip işlenerek ihraç edilmesi</w:t>
-      </w:r>
-    </w:p>
-    <w:p>
-      <w:pPr>
-        <w:keepNext/>
-        <w:spacing w:after="80" w:before="200"/>
-      </w:pPr>
-      <w:r>
-        <w:rPr>
-          <w:b/>
-          <w:bCs/>
-        </w:rPr>
-        <w:t xml:space="preserve">29- </w:t>
-      </w:r>
-      <w:r>
-        <w:t xml:space="preserve">Dahilde İşleme Rejimi Tebliği (İhracat: 2006/12)'ne göre kısmi teminat iadesi kapsamında firmaya geri verilen teminat tutarı, belge/izin kapsamında alınması gereken toplam verginin yüzde kaçını geçemez?</w:t>
-      </w:r>
-    </w:p>
-    <w:p>
-      <w:pPr>
-        <w:keepNext/>
-        <w:spacing w:after="40"/>
-        <w:ind w:left="360" w:hanging="360"/>
-      </w:pPr>
-      <w:r>
-        <w:t xml:space="preserve">A) </w:t>
-      </w:r>
-      <w:r>
-        <w:t xml:space="preserve">%10</w:t>
-      </w:r>
-    </w:p>
-    <w:p>
-      <w:pPr>
-        <w:keepNext/>
-        <w:spacing w:after="40"/>
-        <w:ind w:left="360" w:hanging="360"/>
-      </w:pPr>
-      <w:r>
-        <w:t xml:space="preserve">B) </w:t>
-      </w:r>
-      <w:r>
-        <w:t xml:space="preserve">%25</w:t>
-      </w:r>
-    </w:p>
-    <w:p>
-      <w:pPr>
-        <w:keepNext/>
-        <w:spacing w:after="40"/>
-        <w:ind w:left="360" w:hanging="360"/>
-      </w:pPr>
-      <w:r>
-        <w:t xml:space="preserve">C) </w:t>
-      </w:r>
-      <w:r>
-        <w:t xml:space="preserve">%50</w:t>
-      </w:r>
-    </w:p>
-    <w:p>
-      <w:pPr>
-        <w:keepNext/>
-        <w:spacing w:after="40"/>
-        <w:ind w:left="360" w:hanging="360"/>
-      </w:pPr>
-      <w:r>
-        <w:t xml:space="preserve">D) </w:t>
-      </w:r>
-      <w:r>
-        <w:t xml:space="preserve">%80</w:t>
-      </w:r>
-    </w:p>
-    <w:p>
-      <w:pPr>
-        <w:keepNext w:val="false"/>
-        <w:spacing w:after="40"/>
-        <w:ind w:left="360" w:hanging="360"/>
-      </w:pPr>
-      <w:r>
-        <w:t xml:space="preserve">E) </w:t>
-      </w:r>
-      <w:r>
-        <w:t xml:space="preserve">%90</w:t>
-      </w:r>
-    </w:p>
-    <w:p>
-      <w:pPr>
-        <w:keepNext/>
-        <w:spacing w:after="80" w:before="200"/>
-      </w:pPr>
-      <w:r>
-        <w:rPr>
-          <w:b/>
-          <w:bCs/>
-        </w:rPr>
-        <w:t xml:space="preserve">30- </w:t>
-      </w:r>
-      <w:r>
-        <w:t xml:space="preserve">Gümrük Genel Tebliği (Gümrük Kontrolü Altında İşleme) Seri No: 3'e göre gümrük kontrolü altında işleme rejimine tabi tutulan eşyanın işlenmesi sırasında ortaya çıkan ekonomik değeri haiz ikincil işlem görmüş ürünlerin talep halinde tabi tutulabileceği işlemler arasında aşağıdakilerden hangisi yer almaz?</w:t>
-      </w:r>
-    </w:p>
-    <w:p>
-      <w:pPr>
-        <w:keepNext/>
-        <w:spacing w:after="40"/>
-        <w:ind w:left="360" w:hanging="360"/>
-      </w:pPr>
-      <w:r>
-        <w:t xml:space="preserve">A) </w:t>
-      </w:r>
-      <w:r>
-        <w:t xml:space="preserve">Tasfiyeye tabi tutulma</w:t>
-      </w:r>
-    </w:p>
-    <w:p>
-      <w:pPr>
-        <w:keepNext/>
-        <w:spacing w:after="40"/>
-        <w:ind w:left="360" w:hanging="360"/>
-      </w:pPr>
-      <w:r>
-        <w:t xml:space="preserve">B) </w:t>
-      </w:r>
-      <w:r>
-        <w:t xml:space="preserve">Yeniden ihraç edilme</w:t>
-      </w:r>
-    </w:p>
-    <w:p>
-      <w:pPr>
-        <w:keepNext/>
-        <w:spacing w:after="40"/>
-        <w:ind w:left="360" w:hanging="360"/>
-      </w:pPr>
-      <w:r>
-        <w:t xml:space="preserve">C) </w:t>
-      </w:r>
-      <w:r>
-        <w:t xml:space="preserve">Gümrük antrepo rejimine tabi tutulma</w:t>
-      </w:r>
-    </w:p>
-    <w:p>
-      <w:pPr>
-        <w:keepNext/>
-        <w:spacing w:after="40"/>
-        <w:ind w:left="360" w:hanging="360"/>
-      </w:pPr>
-      <w:r>
-        <w:t xml:space="preserve">D) </w:t>
-      </w:r>
-      <w:r>
-        <w:t xml:space="preserve">Serbest dolaşıma giriş rejimine tabi tutulma</w:t>
-      </w:r>
-    </w:p>
-    <w:p>
-      <w:pPr>
-        <w:keepNext w:val="false"/>
-        <w:spacing w:after="40"/>
-        <w:ind w:left="360" w:hanging="360"/>
-      </w:pPr>
-      <w:r>
-        <w:t xml:space="preserve">E) </w:t>
-      </w:r>
-      <w:r>
-        <w:t xml:space="preserve">Mahrece iade edilme</w:t>
-      </w:r>
-    </w:p>
-    <w:p>
-      <w:pPr>
-        <w:keepNext/>
-        <w:spacing w:after="80" w:before="200"/>
-      </w:pPr>
-      <w:r>
-        <w:rPr>
-          <w:b/>
-          <w:bCs/>
-        </w:rPr>
-        <w:t xml:space="preserve">31- </w:t>
-      </w:r>
-      <w:r>
-        <w:t xml:space="preserve">Tam muafiyet suretiyle geçici ithal edilecek eşyaya ilişkin aşağıdaki durumlar verilmiştir.</w:t>
-      </w:r>
-    </w:p>
-    <w:p>
-      <w:pPr>
-        <w:keepNext/>
-        <w:spacing w:after="40"/>
-        <w:ind w:left="360"/>
-      </w:pPr>
-      <w:r>
-        <w:t xml:space="preserve">I. Sözlü beyana konu olan eşya</w:t>
-      </w:r>
-    </w:p>
-    <w:p>
-      <w:pPr>
-        <w:keepNext/>
-        <w:spacing w:after="40"/>
-        <w:ind w:left="360"/>
-      </w:pPr>
-      <w:r>
-        <w:t xml:space="preserve">II. Yazılı beyana konu olan ve Türkiye Gümrük Bölgesinde meydana gelen kriz hali nedeniyle bir kamu kuruluşu adına gönderilen yardım malzemeleri</w:t>
-      </w:r>
-    </w:p>
-    <w:p>
-      <w:pPr>
-        <w:keepNext/>
-        <w:spacing w:after="40"/>
-        <w:ind w:left="360"/>
-      </w:pPr>
-      <w:r>
-        <w:t xml:space="preserve">III. Yazılı beyana konu olan ve hava, deniz veya demiryolu şirketlerine ya da posta idarelerine ait olup uluslararası trafikte kullanılmak üzere üzerleri ayırt edici biçimde işaretlenmiş malzeme</w:t>
-      </w:r>
-    </w:p>
-    <w:p>
-      <w:pPr>
-        <w:keepNext/>
-        <w:spacing w:after="40"/>
-        <w:ind w:left="360"/>
-      </w:pPr>
-      <w:r>
-        <w:t xml:space="preserve">IV. Yazılı beyana konu olan ve sergi, fuar, toplantı ve benzeri etkinliklerde gösterime ya da kullanıma sunulan eşya</w:t>
-      </w:r>
-    </w:p>
-    <w:p>
-      <w:pPr>
-        <w:keepNext/>
-        <w:spacing w:after="40"/>
-        <w:ind w:left="360"/>
-      </w:pPr>
-      <w:r>
-        <w:t xml:space="preserve">2009/15481 sayılı "4458 sayılı Gümrük Kanununun Bazı Maddelerinin Uygulanması Hakkında Karar"a göre yukarıdakilerden hangileri için teminat aranmaz?</w:t>
-      </w:r>
-    </w:p>
-    <w:p>
-      <w:pPr>
-        <w:keepNext/>
-        <w:spacing w:after="40"/>
-        <w:ind w:left="360" w:hanging="360"/>
-      </w:pPr>
-      <w:r>
-        <w:t xml:space="preserve">A) </w:t>
-      </w:r>
-      <w:r>
-        <w:t xml:space="preserve">I ve II</w:t>
-      </w:r>
-    </w:p>
-    <w:p>
-      <w:pPr>
-        <w:keepNext/>
-        <w:spacing w:after="40"/>
-        <w:ind w:left="360" w:hanging="360"/>
-      </w:pPr>
-      <w:r>
-        <w:t xml:space="preserve">B) </w:t>
-      </w:r>
-      <w:r>
-        <w:t xml:space="preserve">I ve III</w:t>
-      </w:r>
-    </w:p>
-    <w:p>
-      <w:pPr>
-        <w:keepNext/>
-        <w:spacing w:after="40"/>
-        <w:ind w:left="360" w:hanging="360"/>
-      </w:pPr>
-      <w:r>
-        <w:t xml:space="preserve">C) </w:t>
-      </w:r>
-      <w:r>
-        <w:t xml:space="preserve">II ve IV</w:t>
-      </w:r>
-    </w:p>
-    <w:p>
-      <w:pPr>
-        <w:keepNext/>
-        <w:spacing w:after="40"/>
-        <w:ind w:left="360" w:hanging="360"/>
-      </w:pPr>
-      <w:r>
-        <w:t xml:space="preserve">D) </w:t>
-      </w:r>
-      <w:r>
-        <w:t xml:space="preserve">I, II ve III</w:t>
-      </w:r>
-    </w:p>
-    <w:p>
-      <w:pPr>
-        <w:keepNext w:val="false"/>
-        <w:spacing w:after="40"/>
-        <w:ind w:left="360" w:hanging="360"/>
-      </w:pPr>
-      <w:r>
-        <w:t xml:space="preserve">E) </w:t>
-      </w:r>
-      <w:r>
-        <w:t xml:space="preserve">I, II, III ve IV</w:t>
-      </w:r>
-    </w:p>
-    <w:p>
-      <w:pPr>
-        <w:keepNext/>
-        <w:spacing w:after="80" w:before="200"/>
-      </w:pPr>
-      <w:r>
-        <w:rPr>
-          <w:b/>
-          <w:bCs/>
-        </w:rPr>
-        <w:t xml:space="preserve">32- </w:t>
-      </w:r>
-      <w:r>
-        <w:t xml:space="preserve">4458 sayılı Gümrük Kanununa göre geçici ithalat izni ve kısmi muafiyet uygulamasına ilişkin aşağıdaki ifadelerden hangisi yanlıştır?</w:t>
-      </w:r>
-    </w:p>
-    <w:p>
-      <w:pPr>
-        <w:keepNext/>
-        <w:spacing w:after="40"/>
-        <w:ind w:left="360" w:hanging="360"/>
-      </w:pPr>
-      <w:r>
-        <w:t xml:space="preserve">A) </w:t>
-      </w:r>
-      <w:r>
-        <w:t xml:space="preserve">Ayniyet tespiti mümkün değilse ve önlem alınmaması rejimin kötüye kullanılmasına yol açmayacaksa, gümrük idareleri vergilerin tümünü teminata bağlayarak izin verebilir.</w:t>
-      </w:r>
-    </w:p>
-    <w:p>
-      <w:pPr>
-        <w:keepNext/>
-        <w:spacing w:after="40"/>
-        <w:ind w:left="360" w:hanging="360"/>
-      </w:pPr>
-      <w:r>
-        <w:t xml:space="preserve">B) </w:t>
-      </w:r>
-      <w:r>
-        <w:t xml:space="preserve">Kısmi muafiyet suretiyle geçici ithalat rejiminden yararlandırılmayacak eşyaya ilişkin liste Cumhurbaşkanınca belirlenir.</w:t>
-      </w:r>
-    </w:p>
-    <w:p>
-      <w:pPr>
-        <w:keepNext/>
-        <w:spacing w:after="40"/>
-        <w:ind w:left="360" w:hanging="360"/>
-      </w:pPr>
-      <w:r>
-        <w:t xml:space="preserve">C) </w:t>
-      </w:r>
-      <w:r>
-        <w:t xml:space="preserve">Kısmi muafiyet suretiyle alınacak ithalat vergileri tutarı, faizler hariç olmak üzere, eşyanın rejime tabi tutulduğu tarihte serbest dolaşıma girmesi halinde alınacak vergileri aşamaz.</w:t>
-      </w:r>
-    </w:p>
-    <w:p>
-      <w:pPr>
-        <w:keepNext/>
-        <w:spacing w:after="40"/>
-        <w:ind w:left="360" w:hanging="360"/>
-      </w:pPr>
-      <w:r>
-        <w:t xml:space="preserve">D) </w:t>
-      </w:r>
-      <w:r>
-        <w:t xml:space="preserve">Kısmi muafiyet hükümleri dışında bir nedenle gümrük yükümlülüğü doğduğunda, hesaplanan vergi tutarından kısmi muafiyet kapsamında ödenen vergi miktarı düşülür.</w:t>
-      </w:r>
-    </w:p>
-    <w:p>
-      <w:pPr>
-        <w:keepNext w:val="false"/>
-        <w:spacing w:after="40"/>
-        <w:ind w:left="360" w:hanging="360"/>
-      </w:pPr>
-      <w:r>
-        <w:t xml:space="preserve">E) </w:t>
-      </w:r>
-      <w:r>
-        <w:t xml:space="preserve">Mülkiyeti Türkiye Gümrük Bölgesinde yerleşik bir kişiye ait olan ve tam muafiyet koşullarını taşımayan eşya, kısmi muafiyet suretiyle rejimden yararlanabilir.</w:t>
-      </w:r>
-    </w:p>
-    <w:p>
-      <w:pPr>
-        <w:keepNext/>
-        <w:spacing w:after="80" w:before="200"/>
-      </w:pPr>
-      <w:r>
-        <w:rPr>
-          <w:b/>
-          <w:bCs/>
-        </w:rPr>
-        <w:t xml:space="preserve">33- </w:t>
-      </w:r>
-      <w:r>
-        <w:t xml:space="preserve">Gümrük Yönetmeliğine göre “Türkiye Gümrük Bölgesi dışında yerleşik kişilerin turistik amaçlı seyahatlerinde Türkiye Gümrük Bölgesine getirilen taşıtları için ulusal kefil kuruluş tarafından yalnız Türkiye için geçerli olacak şekilde düzenlenen teminat hükmünde olan belge” aşağıdakilerden hangisidir?</w:t>
-      </w:r>
-    </w:p>
-    <w:p>
-      <w:pPr>
-        <w:keepNext/>
-        <w:spacing w:after="40"/>
-        <w:ind w:left="360" w:hanging="360"/>
-      </w:pPr>
-      <w:r>
-        <w:t xml:space="preserve">A) </w:t>
-      </w:r>
-      <w:r>
-        <w:t xml:space="preserve">Triptik Karnesi</w:t>
-      </w:r>
-    </w:p>
-    <w:p>
-      <w:pPr>
-        <w:keepNext/>
-        <w:spacing w:after="40"/>
-        <w:ind w:left="360" w:hanging="360"/>
-      </w:pPr>
-      <w:r>
-        <w:t xml:space="preserve">B) </w:t>
-      </w:r>
-      <w:r>
-        <w:t xml:space="preserve">Gümrüklerden Geçiş Karnesi (CPD)</w:t>
-      </w:r>
-    </w:p>
-    <w:p>
-      <w:pPr>
-        <w:keepNext/>
-        <w:spacing w:after="40"/>
-        <w:ind w:left="360" w:hanging="360"/>
-      </w:pPr>
-      <w:r>
-        <w:t xml:space="preserve">C) </w:t>
-      </w:r>
-      <w:r>
-        <w:t xml:space="preserve">Yabancı Taşıtlar Geçici Giriş Karnesi</w:t>
-      </w:r>
-    </w:p>
-    <w:p>
-      <w:pPr>
-        <w:keepNext/>
-        <w:spacing w:after="40"/>
-        <w:ind w:left="360" w:hanging="360"/>
-      </w:pPr>
-      <w:r>
-        <w:t xml:space="preserve">D) </w:t>
-      </w:r>
-      <w:r>
-        <w:t xml:space="preserve">Geçici Giriş Belgesi</w:t>
-      </w:r>
-    </w:p>
-    <w:p>
-      <w:pPr>
-        <w:keepNext w:val="false"/>
-        <w:spacing w:after="40"/>
-        <w:ind w:left="360" w:hanging="360"/>
-      </w:pPr>
-      <w:r>
-        <w:t xml:space="preserve">E) </w:t>
-      </w:r>
-      <w:r>
-        <w:t xml:space="preserve">Taşıt Giriş-Çıkış Formu</w:t>
-      </w:r>
-    </w:p>
-    <w:p>
-      <w:pPr>
-        <w:keepNext/>
-        <w:spacing w:after="80" w:before="200"/>
-      </w:pPr>
-      <w:r>
-        <w:rPr>
-          <w:b/>
-          <w:bCs/>
-        </w:rPr>
-        <w:t xml:space="preserve">34- </w:t>
-      </w:r>
-      <w:r>
-        <w:t xml:space="preserve">Gümrük Yönetmeliğine göre ihracat rejiminde eksik beyanda bulunulan beyannamede yer alması gereken hususlar arasında aşağıdakilerden hangisi sayılmamıştır?</w:t>
-      </w:r>
-    </w:p>
-    <w:p>
-      <w:pPr>
-        <w:keepNext/>
-        <w:spacing w:after="40"/>
-        <w:ind w:left="360" w:hanging="360"/>
-      </w:pPr>
-      <w:r>
-        <w:t xml:space="preserve">A) </w:t>
-      </w:r>
-      <w:r>
-        <w:t xml:space="preserve">Eşyanın gideceği ülke</w:t>
-      </w:r>
-    </w:p>
-    <w:p>
-      <w:pPr>
-        <w:keepNext/>
-        <w:spacing w:after="40"/>
-        <w:ind w:left="360" w:hanging="360"/>
-      </w:pPr>
-      <w:r>
-        <w:t xml:space="preserve">B) </w:t>
-      </w:r>
-      <w:r>
-        <w:t xml:space="preserve">Kapların adedi ve cinsi</w:t>
-      </w:r>
-    </w:p>
-    <w:p>
-      <w:pPr>
-        <w:keepNext/>
-        <w:spacing w:after="40"/>
-        <w:ind w:left="360" w:hanging="360"/>
-      </w:pPr>
-      <w:r>
-        <w:t xml:space="preserve">C) </w:t>
-      </w:r>
-      <w:r>
-        <w:t xml:space="preserve">Eşyanın tarife pozisyonu</w:t>
-      </w:r>
-    </w:p>
-    <w:p>
-      <w:pPr>
-        <w:keepNext/>
-        <w:spacing w:after="40"/>
-        <w:ind w:left="360" w:hanging="360"/>
-      </w:pPr>
-      <w:r>
-        <w:t xml:space="preserve">D) </w:t>
-      </w:r>
-      <w:r>
-        <w:t xml:space="preserve">Beyan sahibinin imzası</w:t>
-      </w:r>
-    </w:p>
-    <w:p>
-      <w:pPr>
-        <w:keepNext w:val="false"/>
-        <w:spacing w:after="40"/>
-        <w:ind w:left="360" w:hanging="360"/>
-      </w:pPr>
-      <w:r>
-        <w:t xml:space="preserve">E) </w:t>
-      </w:r>
-      <w:r>
-        <w:t xml:space="preserve">Eşyanın menşe ülkesi</w:t>
-      </w:r>
-    </w:p>
-    <w:p>
-      <w:pPr>
-        <w:keepNext/>
-        <w:spacing w:after="80" w:before="200"/>
-      </w:pPr>
-      <w:r>
-        <w:rPr>
-          <w:b/>
-          <w:bCs/>
-        </w:rPr>
-        <w:t xml:space="preserve">35- </w:t>
-      </w:r>
-      <w:r>
-        <w:t xml:space="preserve">Geri gelen eşyaya uygulanacak ithalat vergilerine ilişkin aşağıdaki ifadeler verilmiştir:</w:t>
-      </w:r>
-    </w:p>
-    <w:p>
-      <w:pPr>
-        <w:keepNext/>
-        <w:spacing w:after="40"/>
-        <w:ind w:left="360"/>
-      </w:pPr>
-      <w:r>
-        <w:t xml:space="preserve">I. İhraç edilmeden önce özel amaçlı kullanımı nedeniyle indirimli vergi oranından yararlanarak serbest dolaşıma girmiş olan geri gelen eşyanın aynı amaca yönelik olarak tekrar serbest dolaşıma sokulmak istenmesi hâlinde bu eşyaya indirimli vergi oranı uygulanır.</w:t>
-      </w:r>
-    </w:p>
-    <w:p>
-      <w:pPr>
-        <w:keepNext/>
-        <w:spacing w:after="40"/>
-        <w:ind w:left="360"/>
-      </w:pPr>
-      <w:r>
-        <w:t xml:space="preserve">II. İthal amacının aynı olmaması hâlinde, serbest dolaşıma ilk girişi sırasında alınmış tutarın yeniden serbest dolaşıma giriş sırasında alınacak tutardan fazla olması durumunda aradaki fark beyan sahibine iade edilir.</w:t>
-      </w:r>
-    </w:p>
-    <w:p>
-      <w:pPr>
-        <w:keepNext/>
-        <w:spacing w:after="40"/>
-        <w:ind w:left="360"/>
-      </w:pPr>
-      <w:r>
-        <w:t xml:space="preserve">III. Dahilde işleme rejiminin uygulanmasından sonra ihraç edilip geri gelen işlem görmüş ürünlerde, eşyanın yeniden ihraç tarihi serbest dolaşıma giriş tarihi olarak kabul edilir.</w:t>
-      </w:r>
-    </w:p>
-    <w:p>
-      <w:pPr>
-        <w:keepNext/>
-        <w:spacing w:after="40"/>
-        <w:ind w:left="360"/>
-      </w:pPr>
-      <w:r>
-        <w:t xml:space="preserve">IV. Dahilde işleme rejiminin uygulanmasından sonra ihraç edilip geri gelen işlem görmüş ürünlerde kanunen alınması gereken ithalat vergileri tutarı, serbest dolaşıma giriş rejimi hükümlerine göre belirlenir.</w:t>
-      </w:r>
-    </w:p>
-    <w:p>
-      <w:pPr>
-        <w:keepNext/>
-        <w:spacing w:after="40"/>
-        <w:ind w:left="360"/>
-      </w:pPr>
-      <w:r>
-        <w:t xml:space="preserve">4458 sayılı Gümrük Kanununun geri gelen eşyaya ilişkin hükümlerine göre yukarıdaki ifadelerden hangisi ya da hangileri doğrudur?</w:t>
-      </w:r>
-    </w:p>
-    <w:p>
-      <w:pPr>
-        <w:keepNext/>
-        <w:spacing w:after="40"/>
-        <w:ind w:left="360" w:hanging="360"/>
-      </w:pPr>
-      <w:r>
-        <w:t xml:space="preserve">A) </w:t>
-      </w:r>
-      <w:r>
-        <w:t xml:space="preserve">Yalnız I</w:t>
-      </w:r>
-    </w:p>
-    <w:p>
-      <w:pPr>
-        <w:keepNext/>
-        <w:spacing w:after="40"/>
-        <w:ind w:left="360" w:hanging="360"/>
-      </w:pPr>
-      <w:r>
-        <w:t xml:space="preserve">B) </w:t>
-      </w:r>
-      <w:r>
-        <w:t xml:space="preserve">I ve II</w:t>
-      </w:r>
-    </w:p>
-    <w:p>
-      <w:pPr>
-        <w:keepNext/>
-        <w:spacing w:after="40"/>
-        <w:ind w:left="360" w:hanging="360"/>
-      </w:pPr>
-      <w:r>
-        <w:t xml:space="preserve">C) </w:t>
-      </w:r>
-      <w:r>
-        <w:t xml:space="preserve">I ve III</w:t>
-      </w:r>
-    </w:p>
-    <w:p>
-      <w:pPr>
-        <w:keepNext/>
-        <w:spacing w:after="40"/>
-        <w:ind w:left="360" w:hanging="360"/>
-      </w:pPr>
-      <w:r>
-        <w:t xml:space="preserve">D) </w:t>
-      </w:r>
-      <w:r>
-        <w:t xml:space="preserve">II ve IV</w:t>
-      </w:r>
-    </w:p>
-    <w:p>
-      <w:pPr>
-        <w:keepNext w:val="false"/>
-        <w:spacing w:after="40"/>
-        <w:ind w:left="360" w:hanging="360"/>
-      </w:pPr>
-      <w:r>
-        <w:t xml:space="preserve">E) </w:t>
-      </w:r>
-      <w:r>
-        <w:t xml:space="preserve">I, III ve IV</w:t>
-      </w:r>
-    </w:p>
-    <w:p>
-      <w:pPr>
-        <w:keepNext/>
-        <w:spacing w:after="80" w:before="200"/>
-      </w:pPr>
-      <w:r>
-        <w:rPr>
-          <w:b/>
-          <w:bCs/>
-        </w:rPr>
-        <w:t xml:space="preserve">36- </w:t>
-      </w:r>
-      <w:r>
-        <w:t xml:space="preserve">Gümrük Yönetmeliğine göre serbest bölgelerde tutulan envanter kayıtlarının içermesi gereken bilgiler arasında aşağıdakilerden hangisi sayılmamıştır?</w:t>
-      </w:r>
-    </w:p>
-    <w:p>
-      <w:pPr>
-        <w:keepNext/>
-        <w:spacing w:after="40"/>
-        <w:ind w:left="360" w:hanging="360"/>
-      </w:pPr>
-      <w:r>
-        <w:t xml:space="preserve">A) </w:t>
-      </w:r>
-      <w:r>
-        <w:t xml:space="preserve">Eşyanın yerleştirildiği yer</w:t>
-      </w:r>
-    </w:p>
-    <w:p>
-      <w:pPr>
-        <w:keepNext/>
-        <w:spacing w:after="40"/>
-        <w:ind w:left="360" w:hanging="360"/>
-      </w:pPr>
-      <w:r>
-        <w:t xml:space="preserve">B) </w:t>
-      </w:r>
-      <w:r>
-        <w:t xml:space="preserve">Bölgeye giren kişinin serbest bölge giriş izin belgesine ilişkin bilgiler</w:t>
+        <w:t xml:space="preserve">Eşyanın gümrük kıymetine ilişkin bilgiler</w:t>
       </w:r>
     </w:p>
     <w:p>
@@ -9796,7 +9796,7 @@
           <w:sz w:val="20"/>
           <w:szCs w:val="20"/>
         </w:rPr>
-        <w:t xml:space="preserve">GY 40/1</w:t>
+        <w:t xml:space="preserve">GY 39/1, 205/4</w:t>
       </w:r>
     </w:p>
     <w:p>
@@ -9812,7 +9812,7 @@
         <w:t xml:space="preserve">15- </w:t>
       </w:r>
       <w:r>
-        <w:t xml:space="preserve">Gümrük Yönetmeliğine göre menşe şahadetnamesinin, ürünün teşhis edilmesini sağlamak üzere taşıması zorunlu olan bilgiler arasında aşağıdakilerden hangisi yer almaz?</w:t>
+        <w:t xml:space="preserve">Gümrük Yönetmeliğine göre aşağıdakilerden hangisi, ticaret politikası önlemlerine tabi eşyanın serbest dolaşıma girişinde menşe şahadetnamesi aranmayan eşya arasında yer almaz?</w:t>
       </w:r>
     </w:p>
     <w:p>
@@ -9825,7 +9825,7 @@
         <w:t xml:space="preserve">A) </w:t>
       </w:r>
       <w:r>
-        <w:t xml:space="preserve">Kapların marka, numara ve sayıları</w:t>
+        <w:t xml:space="preserve">Aynı gönderici tarafından Türkiye'deki bir alıcı adına gönderilen, ticari mahiyette olmayan ve kap ve kolilerinin toplam CIF kıymeti 430 Avro'yu geçmeyen eşya</w:t>
       </w:r>
     </w:p>
     <w:p>
@@ -9838,7 +9838,7 @@
         <w:t xml:space="preserve">B) </w:t>
       </w:r>
       <w:r>
-        <w:t xml:space="preserve">Eşyanın cinsi, nev'i, daralı ve net ağırlıkları veya diğer ölçüleri</w:t>
+        <w:t xml:space="preserve">Türkiye'nin tek taraflı olarak tanıdığı tercihli tarife uygulamasından faydalanmak amacıyla tercihli menşeini tevsik eden belgeler ibraz edilen eşya</w:t>
       </w:r>
     </w:p>
     <w:p>
@@ -9851,7 +9851,7 @@
         <w:t xml:space="preserve">C) </w:t>
       </w:r>
       <w:r>
-        <w:t xml:space="preserve">Eşyanın tarife pozisyonu</w:t>
+        <w:t xml:space="preserve">Aynı gönderici tarafından Türkiye'deki bir alıcı adına gönderilen, ticari mahiyette olmayan ve kolilerinin her birinin CIF kıymeti 430 Avro'nun altında kalmakla birlikte toplam CIF kıymeti 430 Avro'yu aşan eşya</w:t>
       </w:r>
     </w:p>
     <w:p>
@@ -9864,7 +9864,7 @@
         <w:t xml:space="preserve">D) </w:t>
       </w:r>
       <w:r>
-        <w:t xml:space="preserve">Şahadetnameyi veren makamın tasdik şerhi</w:t>
+        <w:t xml:space="preserve">1/95 sayılı Ortaklık Konseyi Kararının ticaret politikası önlemlerine ilişkin hükümleri saklı kalmak üzere, AB'ye üye ülkelerden A.TR Dolaşım Belgesi eşliğinde gelen eşya</w:t>
       </w:r>
     </w:p>
     <w:p>
@@ -9877,7 +9877,7 @@
         <w:t xml:space="preserve">E) </w:t>
       </w:r>
       <w:r>
-        <w:t xml:space="preserve">Şahadetname eşyanın o ülkede gördüğü değişiklik ve işlemlerden ötürü o ülke menşeli addedilerek verilmişse bu husustaki etraflı açıklamalar</w:t>
+        <w:t xml:space="preserve">Serbest ticaret anlaşması çerçevesindeki tercihli tarife uygulamasının ortadan kalktığı tarihten önce gümrük gözetimi altında bulunan ve tercihli menşeini tevsik eden belgeler ibraz edilen serbest dolaşımda olmayan eşya</w:t>
       </w:r>
     </w:p>
     <w:p>
@@ -9913,7 +9913,7 @@
         <w:t xml:space="preserve">Gerekçe: </w:t>
       </w:r>
       <w:r>
-        <w:t xml:space="preserve">Gümrük Yönetmeliğine göre menşe şahadetnamesinde eşyayı gönderenin ve Türkiye'deki alıcının adı soyadı, kapların marka, numara ve sayıları, eşyanın cinsi, nev'i, daralı ve net ağırlıkları veya diğer ölçüleri, şahadetnameyi veren makamın tasdik şerhi ile şahadetname eşyanın o ülkede gördüğü değişiklik ve işlemler nedeniyle verilmişse bu husustaki etraflı açıklamaların bulunması zorunludur. Eşyanın tarife pozisyonu bu sayımda yer almaz; tarife pozisyonu, bağlayıcı menşe bilgisi başvurusunda aranan bilgiler arasındadır. Bu nedenle doğru cevap C seçeneğidir. (MD GY 40/1)</w:t>
+        <w:t xml:space="preserve">Gümrük Yönetmeliğine göre ticari mahiyette olmayan ve CIF kıymeti 430 Avro'yu geçmeyen eşya için menşe şahadetnamesi aranmaz; ancak aynı gönderici tarafından Türkiye'deki bir alıcı adına gönderilen kap ve kolilerin hepsi bir bütün teşkil eder ve tamamının kıymeti birlikte dikkate alınır. Kolilerin her biri 430 Avro'nun altında kalsa da toplam CIF kıymeti 430 Avro'yu aşan eşya bu istisnadan yararlanamaz; tuzak, kıymetin koli bazında değerlendirilmesidir. Ticaret politikası önlemlerine tabi eşyadan tercihli menşeini tevsik eden belgeler ibraz edilen eşya, serbest ticaret anlaşmaları veya Genelleştirilmiş Tercihler Sistemi çerçevesinde tercihli tarife uygulamasının ortadan kalktığı tarihten önce gümrük gözetimi altında bulunan ve bu belgeleri ibraz edilen serbest dolaşımda olmayan eşya ile 1/95 sayılı Ortaklık Konseyi Kararı hükümleri saklı kalmak üzere AB'ye üye ülkelerden A.TR Dolaşım Belgesi eşliğinde gelen eşya için ise menşe şahadetnamesi aranmaz. Bu nedenle doğru cevap C seçeneğidir. (MD GY 39/1, 205/4)</w:t>
       </w:r>
     </w:p>
     <w:p>
@@ -9926,7 +9926,7 @@
           <w:sz w:val="16"/>
           <w:szCs w:val="16"/>
         </w:rPr>
-        <w:t xml:space="preserve">Menşe · çok çıkan · O1 · Çıkmış: 2024/29, 2025/46</w:t>
+        <w:t xml:space="preserve">Menşe · çok çıkan · O1</w:t>
       </w:r>
     </w:p>
     <w:p>
@@ -10117,7 +10117,7 @@
         <w:t xml:space="preserve">A) </w:t>
       </w:r>
       <w:r>
-        <w:t xml:space="preserve">Eşya, üretim sürecinin başladığı ve ilk esaslı işçilik ve eylemin bu amaçla donatılmış işletmelerde yapıldığı ülke menşeli sayılır.</w:t>
+        <w:t xml:space="preserve">Eşya, üretim sürecinin başladığı ve ekonomik yönden gerekli görülen ilk esaslı işçilik ve eylemin bu amaçla donatılmış işletmelerde yapıldığı ülke menşeli sayılır.</w:t>
       </w:r>
     </w:p>
     <w:p>
@@ -10143,7 +10143,7 @@
         <w:t xml:space="preserve">C) </w:t>
       </w:r>
       <w:r>
-        <w:t xml:space="preserve">Eşya, üretiminde kullanılan girdilerin kıymetçe en büyük kısmının menşeini taşıdığı ülke menşeli sayılır.</w:t>
+        <w:t xml:space="preserve">Eşya, üretimin gerçekleştirildiği ülkeler arasından, üretiminde kullanılan girdilerin kıymetçe en büyük kısmının menşeini taşıdığı ülke menşeli sayılır.</w:t>
       </w:r>
     </w:p>
     <w:p>
@@ -10156,7 +10156,7 @@
         <w:t xml:space="preserve">D) </w:t>
       </w:r>
       <w:r>
-        <w:t xml:space="preserve">Eşyanın bir ülke menşeli sayılabilmesi için imalatın bütün aşamalarının o ülkede bu amaçla donatılmış işletmelerde gerçekleştirilmesi gerekir.</w:t>
+        <w:t xml:space="preserve">Eşyanın bir ülke menşeli sayılabilmesi için o ülkede yeni bir ürün imal edilmesi yeterli olmayıp imalatın bütün aşamalarının o ülkede bu amaçla donatılmış işletmelerde gerçekleştirilmesi gerekir.</w:t>
       </w:r>
     </w:p>
     <w:p>
@@ -10169,7 +10169,7 @@
         <w:t xml:space="preserve">E) </w:t>
       </w:r>
       <w:r>
-        <w:t xml:space="preserve">Eşyanın bir ülke menşeli sayılabilmesi için o ülkede yeni bir ürün imal edilmesi veya imalatın önemli bir aşamasının ve ekonomik yönden gerekli görülen en son esaslı işçilik ve eylemin bu amaçla donatılmış işletmelerde yapılması gerekir.</w:t>
+        <w:t xml:space="preserve">Eşya, yeni bir ürünün imali veya imalatın önemli bir aşamasıyla sonuçlanan en son esaslı işçilik ve eylemin bu amaçla donatılmış işletmelerde yapıldığı ülke menşeli sayılır.</w:t>
       </w:r>
     </w:p>
     <w:p>
@@ -10205,7 +10205,7 @@
         <w:t xml:space="preserve">Gerekçe: </w:t>
       </w:r>
       <w:r>
-        <w:t xml:space="preserve">Gümrük Kanununa göre üretimi birden fazla ülkede gerçekleştirilen eşyanın bir ülke menşeli sayılabilmesi için o ülkede yeni bir ürün imal edilmesi veya imalatın önemli bir aşamasının ve ekonomik yönden gerekli görülen en son esaslı işçilik ve eylemin o ülkede bu amaçla donatılmış işletmelerde yapılması gerekir. Ölçüt ilk değil en son esaslı işçiliktir; girdilerin kıymetçe çoğunluğu ölçüt alınmaz ve imalatın bütün aşamalarının aynı ülkede yapılması aranmaz. Esas amacı Türkiye'nin belirli ülkelerin eşyasına uyguladığı hükümleri aşmak olan işçilik veya işlemle üretilen eşya ise bu hükme dayanılarak o ülke menşeli sayılmaz. Bu nedenle doğru cevap E seçeneğidir. (MD GK 19, 20)</w:t>
+        <w:t xml:space="preserve">Gümrük Kanununa göre üretimi birden fazla ülkede gerçekleştirilen eşyanın bir ülke menşeli sayılabilmesi için o ülkede yeni bir ürün imal edilmesi veya imalatın önemli bir aşamasının ve ekonomik yönden gerekli görülen en son esaslı işçilik ve eylemin o ülkede bu amaçla donatılmış işletmelerde yapılması gerekir. Ölçüt ilk değil en son esaslı işçiliktir; girdilerin kıymetçe çoğunluğu ölçüt alınmaz ve o ülkede yeni bir ürün imal edilmesi yeterli olup imalatın bütün aşamalarının aynı ülkede yapılması aranmaz. Esas amacı Türkiye'nin belirli ülkelerin eşyasına uyguladığı hükümleri aşmak olan işçilik veya işlemle üretilen eşya ise bu hükme dayanılarak o ülke menşeli sayılmaz. Bu nedenle doğru cevap E seçeneğidir. (MD GK 19, 20)</w:t>
       </w:r>
     </w:p>
     <w:p>
@@ -11238,7 +11238,7 @@
         <w:t xml:space="preserve">D) </w:t>
       </w:r>
       <w:r>
-        <w:t xml:space="preserve">Rejim hak sahibi (asıl sorumlu)</w:t>
+        <w:t xml:space="preserve">Rejim hak sahibi</w:t>
       </w:r>
     </w:p>
     <w:p>
@@ -12268,7 +12268,7 @@
         <w:ind w:left="360"/>
       </w:pPr>
       <w:r>
-        <w:t xml:space="preserve">II. Yazılı beyana konu olan ve Türkiye Gümrük Bölgesinde meydana gelen kriz hali nedeniyle bir kamu kuruluşu adına gönderilen yardım malzemeleri</w:t>
+        <w:t xml:space="preserve">II. Yazılı beyana konu olan ve sergi, fuar, toplantı ve benzeri etkinliklerde gösterime ya da kullanıma sunulan eşya</w:t>
       </w:r>
     </w:p>
     <w:p>
@@ -12278,7 +12278,7 @@
         <w:ind w:left="360"/>
       </w:pPr>
       <w:r>
-        <w:t xml:space="preserve">III. Yazılı beyana konu olan ve hava, deniz veya demiryolu şirketlerine ya da posta idarelerine ait olup uluslararası trafikte kullanılmak üzere üzerleri ayırt edici biçimde işaretlenmiş malzeme</w:t>
+        <w:t xml:space="preserve">III. Yazılı beyana konu olan ve Türkiye Gümrük Bölgesinde meydana gelen kriz hali nedeniyle bir kamu kuruluşu adına gönderilen yardım malzemeleri</w:t>
       </w:r>
     </w:p>
     <w:p>
@@ -12288,7 +12288,7 @@
         <w:ind w:left="360"/>
       </w:pPr>
       <w:r>
-        <w:t xml:space="preserve">IV. Yazılı beyana konu olan ve sergi, fuar, toplantı ve benzeri etkinliklerde gösterime ya da kullanıma sunulan eşya</w:t>
+        <w:t xml:space="preserve">IV. Yazılı beyana konu olan ve hava, deniz veya demiryolu şirketlerine ya da posta idarelerine ait olup uluslararası trafikte kullanılmak üzere üzerleri ayırt edici biçimde işaretlenmiş malzeme</w:t>
       </w:r>
     </w:p>
     <w:p>
@@ -12311,7 +12311,7 @@
         <w:t xml:space="preserve">A) </w:t>
       </w:r>
       <w:r>
-        <w:t xml:space="preserve">I ve II</w:t>
+        <w:t xml:space="preserve">I ve III</w:t>
       </w:r>
     </w:p>
     <w:p>
@@ -12324,7 +12324,7 @@
         <w:t xml:space="preserve">B) </w:t>
       </w:r>
       <w:r>
-        <w:t xml:space="preserve">I ve III</w:t>
+        <w:t xml:space="preserve">I ve IV</w:t>
       </w:r>
     </w:p>
     <w:p>
@@ -12337,7 +12337,7 @@
         <w:t xml:space="preserve">C) </w:t>
       </w:r>
       <w:r>
-        <w:t xml:space="preserve">II ve IV</w:t>
+        <w:t xml:space="preserve">II ve III</w:t>
       </w:r>
     </w:p>
     <w:p>
@@ -12350,7 +12350,7 @@
         <w:t xml:space="preserve">D) </w:t>
       </w:r>
       <w:r>
-        <w:t xml:space="preserve">I, II ve III</w:t>
+        <w:t xml:space="preserve">I, III ve IV</w:t>
       </w:r>
     </w:p>
     <w:p>
@@ -12399,7 +12399,7 @@
         <w:t xml:space="preserve">Gerekçe: </w:t>
       </w:r>
       <w:r>
-        <w:t xml:space="preserve">Karara göre tam muafiyet suretiyle geçici ithal edilecek eşyadan kural olarak ithalat vergilerini karşılayacak tutarda teminat aranır. Ancak sözlü beyana konu eşya ile yazılı beyana konu olan eşyadan Türkiye Gümrük Bölgesindeki kriz hali nedeniyle bir kamu kuruluşu adına gönderilen yardım malzemeleri ve hava, deniz, demiryolu şirketlerine veya posta idarelerine ait olup uluslararası trafikte kullanılmak üzere üzerleri ayırt edici biçimde işaretlenmiş malzeme için teminat aranmaz. Sergi, fuar ve benzeri etkinliklerde gösterime sunulan eşya bu istisnalar arasında sayılmamıştır. Bu nedenle teminat aranmayanlar I, II ve III'tür. Bu nedenle doğru cevap D seçeneğidir. (MD 2009/15481 Karar 41)</w:t>
+        <w:t xml:space="preserve">Karara göre tam muafiyet suretiyle geçici ithal edilecek eşyadan kural olarak ithalat vergilerini karşılayacak tutarda teminat aranır. Ancak sözlü beyana konu eşya ile yazılı beyana konu olan eşyadan Türkiye Gümrük Bölgesindeki kriz hali nedeniyle bir kamu kuruluşu adına gönderilen yardım malzemeleri ve hava, deniz, demiryolu şirketlerine veya posta idarelerine ait olup uluslararası trafikte kullanılmak üzere üzerleri ayırt edici biçimde işaretlenmiş malzeme için teminat aranmaz. Sergi, fuar ve benzeri etkinliklerde gösterime sunulan eşya bu istisnalar arasında sayılmamıştır. Bu nedenle teminat aranmayanlar I, III ve IV'tür. Bu nedenle doğru cevap D seçeneğidir. (MD 2009/15481 Karar 41)</w:t>
       </w:r>
     </w:p>
     <w:p>
@@ -12574,7 +12574,7 @@
           <w:sz w:val="20"/>
           <w:szCs w:val="20"/>
         </w:rPr>
-        <w:t xml:space="preserve">GY 376/1-i, 376/1-j</w:t>
+        <w:t xml:space="preserve">GY 376/1-ğ, i, j; Kara Taşıtları GGT Seri No:1 md. 4/1-e</w:t>
       </w:r>
     </w:p>
     <w:p>
@@ -12590,7 +12590,7 @@
         <w:t xml:space="preserve">33- </w:t>
       </w:r>
       <w:r>
-        <w:t xml:space="preserve">Gümrük Yönetmeliğine göre “Türkiye Gümrük Bölgesi dışında yerleşik kişilerin turistik amaçlı seyahatlerinde Türkiye Gümrük Bölgesine getirilen taşıtları için ulusal kefil kuruluş tarafından yalnız Türkiye için geçerli olacak şekilde düzenlenen teminat hükmünde olan belge” aşağıdakilerden hangisidir?</w:t>
+        <w:t xml:space="preserve">Gümrük Yönetmeliğine göre geçici ithalat rejiminde kullanılan triptik karnesine ilişkin aşağıdakilerden hangisi doğrudur?</w:t>
       </w:r>
     </w:p>
     <w:p>
@@ -12603,7 +12603,7 @@
         <w:t xml:space="preserve">A) </w:t>
       </w:r>
       <w:r>
-        <w:t xml:space="preserve">Triptik Karnesi</w:t>
+        <w:t xml:space="preserve">Ulusal kefil kuruluş tarafından yalnız Türkiye için geçerli olacak şekilde düzenlenen, üç parçadan ibaret teminat hükmünde bir belgedir.</w:t>
       </w:r>
     </w:p>
     <w:p>
@@ -12616,7 +12616,7 @@
         <w:t xml:space="preserve">B) </w:t>
       </w:r>
       <w:r>
-        <w:t xml:space="preserve">Gümrüklerden Geçiş Karnesi (CPD)</w:t>
+        <w:t xml:space="preserve">Ticari ve kişisel kullanıma mahsus kara taşıtları için ulusal ve uluslararası kefil kuruluşlarca verilen teminat hükmünde bir belgedir.</w:t>
       </w:r>
     </w:p>
     <w:p>
@@ -12629,7 +12629,7 @@
         <w:t xml:space="preserve">C) </w:t>
       </w:r>
       <w:r>
-        <w:t xml:space="preserve">Yabancı Taşıtlar Geçici Giriş Karnesi</w:t>
+        <w:t xml:space="preserve">Türkiye'ye belirli bir süre görev yapmak veya öğrenimde bulunmak için gelenler ile geçici oturma iznine haiz yabancıların özel kullanımlarına mahsus kara taşıtları için düzenlenir.</w:t>
       </w:r>
     </w:p>
     <w:p>
@@ -12642,7 +12642,7 @@
         <w:t xml:space="preserve">D) </w:t>
       </w:r>
       <w:r>
-        <w:t xml:space="preserve">Geçici Giriş Belgesi</w:t>
+        <w:t xml:space="preserve">Türkiye Gümrük Bölgesinde yerleşik kişilerin turistik amaçlı yurt dışı seyahatlerinde kullanacakları taşıtlar için düzenlenen bir belgedir.</w:t>
       </w:r>
     </w:p>
     <w:p>
@@ -12655,7 +12655,7 @@
         <w:t xml:space="preserve">E) </w:t>
       </w:r>
       <w:r>
-        <w:t xml:space="preserve">Taşıt Giriş-Çıkış Formu</w:t>
+        <w:t xml:space="preserve">Taşıt takip programlarına kayıt yapılamaması durumunda özel ve ticari kullanıma mahsus taşıtlar için düzenlenen bir belgedir.</w:t>
       </w:r>
     </w:p>
     <w:p>
@@ -12691,7 +12691,7 @@
         <w:t xml:space="preserve">Gerekçe: </w:t>
       </w:r>
       <w:r>
-        <w:t xml:space="preserve">Gümrük Yönetmeliğinde triptik karnesi, Türkiye Gümrük Bölgesi dışında yerleşik kişilerin turistik amaçlı seyahatlerinde getirilen taşıtları için ulusal kefil kuruluş tarafından yalnız Türkiye için geçerli olacak şekilde düzenlenen, üç parçadan ibaret teminat hükmünde belge olarak tanımlanmıştır. Yabancı taşıtlar geçici giriş karnesi de ulusal kefil kuruluşça verilen ve yalnız Türkiye'de geçerli teminat hükmünde belgedir; ancak görev yapmak veya öğrenim için gelenler ile geçici oturma izni olan yabancıların taşıtlarına ilişkindir. Gümrüklerden geçiş karnesi (CPD) ise ulusal ve uluslararası kefil kuruluşlarca verilir; taşıt giriş-çıkış formu ise taşıt takip programlarına kayıt yapılamadığında düzenlenir. Bu nedenle doğru cevap A seçeneğidir. (MD GY 376/1-i, j)</w:t>
+        <w:t xml:space="preserve">Gümrük Yönetmeliğinde triptik karnesi; Türkiye Gümrük Bölgesi dışında yerleşik kişilerin turistik amaçlı seyahatlerinde Türkiye Gümrük Bölgesine getirilen taşıtları için ulusal kefil kuruluş tarafından yalnız Türkiye için geçerli olacak şekilde düzenlenen, üç parçadan ibaret teminat hükmünde belge olarak tanımlanmıştır. Ticari ve kişisel kullanıma mahsus kara taşıtları için ulusal ve uluslararası kefil kuruluşlarca verilen belge gümrüklerden geçiş karnesi (CPD); görev yapmak veya öğrenimde bulunmak için gelenler ile geçici oturma iznine haiz yabancıların taşıtları için verilen belge yabancı taşıtlar geçici giriş karnesi; taşıt takip programlarına kayıt yapılamaması durumunda düzenlenen belge ise taşıt giriş-çıkış formudur. Tuzak: triptik karnesi Türkiye Gümrük Bölgesinde yerleşik kişilerin yurt dışı seyahatleri için değil, bu bölge dışında yerleşik kişilerin Türkiye'ye getirdikleri taşıtlar için düzenlenir. Bu nedenle doğru cevap A seçeneğidir. (MD GY 376/1-ğ, i, j; Kara Taşıtları GGT Seri No:1 md. 4/1-e)</w:t>
       </w:r>
     </w:p>
     <w:p>
@@ -12704,7 +12704,7 @@
           <w:sz w:val="16"/>
           <w:szCs w:val="16"/>
         </w:rPr>
-        <w:t xml:space="preserve">Geçici İthalat · çok çıkan · K1 · Çıkmış: 2022/61, 2025/90</w:t>
+        <w:t xml:space="preserve">Geçici İthalat · çok çıkan · G1 · Çıkmış: 2022/61, 2025/90</w:t>
       </w:r>
     </w:p>
     <w:p>
@@ -13062,7 +13062,7 @@
           <w:sz w:val="20"/>
           <w:szCs w:val="20"/>
         </w:rPr>
-        <w:t xml:space="preserve">GY 429/1, 423/1</w:t>
+        <w:t xml:space="preserve">GY 429/1</w:t>
       </w:r>
     </w:p>
     <w:p>
@@ -13104,7 +13104,7 @@
         <w:t xml:space="preserve">B) </w:t>
       </w:r>
       <w:r>
-        <w:t xml:space="preserve">Bölgeye giren kişinin serbest bölge giriş izin belgesine ilişkin bilgiler</w:t>
+        <w:t xml:space="preserve">Eşyanın gümrük kıymetine ilişkin bilgiler</w:t>
       </w:r>
     </w:p>
     <w:p>
@@ -13179,7 +13179,7 @@
         <w:t xml:space="preserve">Gerekçe: </w:t>
       </w:r>
       <w:r>
-        <w:t xml:space="preserve">Gümrük Yönetmeliğine göre serbest bölgelerde tutulan envanter kayıtları; eşyanın miktarı, normal ticari tanımı ve ayırt edici özellikleri ile paket ve konteyner bilgilerini, eşyanın yerleştirildiği yeri, giriş ve çıkışta kullanılan taşıma belgesine ilişkin bilgileri, eşyanın gümrük statüsünü gösteren belgeye ilişkin bilgileri, elleçleme işlemlerine ilişkin açıklamaları ve eşya dahilde işleme, gümrük kontrolü altında işleme veya geçici ithalat rejimine tabi tutulmuşsa bu rejimlere ilişkin açıklamaları içerir. Serbest Bölge Giriş İzin Belgesi ise bölgeye giren veya çıkan kişilerin gümrük personeline ibraz ettiği belgelerden biridir; envanter kayıtlarının içeriği arasında sayılmamıştır. Bu nedenle doğru cevap B seçeneğidir. (MD GY 429/1, 423/1)</w:t>
+        <w:t xml:space="preserve">Gümrük Yönetmeliğine göre serbest bölgelerde tutulan envanter kayıtları; eşyanın miktarını ve normal ticari tanımını, marka, numara ve diğer ayırt edici özelliklerini, paketlerin tür ve sayısını ve varsa konteynerlerin ayırt edici işaretlerini, eşyanın yerleştirildiği yeri, giriş ve çıkışta kullanılan taşıma belgesine ilişkin bilgileri, eşyanın gümrük statüsünü gösteren belgeye ilişkin bilgileri, elleçleme işlemlerine ilişkin açıklamaları ve eşya dahilde işleme, gümrük kontrolü altında işleme veya geçici ithalat rejimine tabi tutulmuşsa bu rejimlere ilişkin açıklamaları içerir. Bu kayıtlar eşyanın teşhisine ve hareketlerinin izlenmesine yöneliktir; sayılan unsurlar arasında eşyanın gümrük kıymetine ilişkin bilgiler yer almaz. Tuzak, sayımda geçen gümrük statüsü belgesine ilişkin bilginin gümrük kıymeti bilgisiyle karıştırılmasıdır. Bu nedenle doğru cevap B seçeneğidir. (MD GY 429/1)</w:t>
       </w:r>
     </w:p>
     <w:p>
@@ -16101,7 +16101,7 @@
                 <w:sz w:val="20"/>
                 <w:szCs w:val="20"/>
               </w:rPr>
-              <w:t xml:space="preserve">K1</w:t>
+              <w:t xml:space="preserve">Ö3</w:t>
             </w:r>
           </w:p>
         </w:tc>
@@ -16128,7 +16128,7 @@
                 <w:sz w:val="20"/>
                 <w:szCs w:val="20"/>
               </w:rPr>
-              <w:t xml:space="preserve">Ö3</w:t>
+              <w:t xml:space="preserve">B1</w:t>
             </w:r>
           </w:p>
         </w:tc>
@@ -16155,7 +16155,7 @@
                 <w:sz w:val="20"/>
                 <w:szCs w:val="20"/>
               </w:rPr>
-              <w:t xml:space="preserve">B1</w:t>
+              <w:t xml:space="preserve">K1</w:t>
             </w:r>
           </w:p>
         </w:tc>
@@ -16438,7 +16438,7 @@
                 <w:sz w:val="20"/>
                 <w:szCs w:val="20"/>
               </w:rPr>
-              <w:t xml:space="preserve">5</w:t>
+              <w:t xml:space="preserve">6</w:t>
             </w:r>
           </w:p>
         </w:tc>
@@ -16484,7 +16484,7 @@
                 <w:sz w:val="20"/>
                 <w:szCs w:val="20"/>
               </w:rPr>
-              <w:t xml:space="preserve">4</w:t>
+              <w:t xml:space="preserve">3</w:t>
             </w:r>
           </w:p>
         </w:tc>
